--- a/docs/Documento_Tecnico_Prediccion_Matricula_v6.docx
+++ b/docs/Documento_Tecnico_Prediccion_Matricula_v6.docx
@@ -21133,7 +21133,7 @@
                 <w:sz w:val="18"/>
                 <w:szCs w:val="18"/>
               </w:rPr>
-              <w:t xml:space="preserve">notebooks/00a–05</w:t>
+              <w:t xml:space="preserve">src/institucional.py</w:t>
             </w:r>
           </w:p>
         </w:tc>
@@ -21164,7 +21164,7 @@
                 <w:sz w:val="18"/>
                 <w:szCs w:val="18"/>
               </w:rPr>
-              <w:t xml:space="preserve">Flujo reproducible en Google Colab</w:t>
+              <w:t xml:space="preserve">Modo institucional: seudonimiza el Excel en memoria y arma la lista con nombres</w:t>
             </w:r>
           </w:p>
         </w:tc>
@@ -21200,7 +21200,74 @@
                 <w:sz w:val="18"/>
                 <w:szCs w:val="18"/>
               </w:rPr>
-              <w:t xml:space="preserve">tests/ (73 pruebas) · GitHub Actions</w:t>
+              <w:t xml:space="preserve">notebooks/00a–05</w:t>
+            </w:r>
+          </w:p>
+        </w:tc>
+        <w:tc>
+          <w:tcPr>
+            <w:tcW w:type="dxa" w:w="6647"/>
+            <w:tcBorders>
+              <w:top w:val="single" w:color="BFBFBF" w:sz="4"/>
+              <w:left w:val="single" w:color="BFBFBF" w:sz="4"/>
+              <w:bottom w:val="single" w:color="BFBFBF" w:sz="4"/>
+              <w:right w:val="single" w:color="BFBFBF" w:sz="4"/>
+            </w:tcBorders>
+            <w:tcMar>
+              <w:top w:type="dxa" w:w="50"/>
+              <w:left w:type="dxa" w:w="90"/>
+              <w:bottom w:type="dxa" w:w="50"/>
+              <w:right w:type="dxa" w:w="90"/>
+            </w:tcMar>
+            <w:vAlign w:val="center"/>
+          </w:tcPr>
+          <w:p>
+            <w:pPr>
+              <w:spacing w:after="0"/>
+            </w:pPr>
+            <w:r>
+              <w:rPr>
+                <w:color w:val="000000"/>
+                <w:sz w:val="18"/>
+                <w:szCs w:val="18"/>
+              </w:rPr>
+              <w:t xml:space="preserve">Flujo reproducible en Google Colab</w:t>
+            </w:r>
+          </w:p>
+        </w:tc>
+      </w:tr>
+      <w:tr>
+        <w:trPr>
+          <w:cantSplit/>
+        </w:trPr>
+        <w:tc>
+          <w:tcPr>
+            <w:tcW w:type="dxa" w:w="2991"/>
+            <w:tcBorders>
+              <w:top w:val="single" w:color="BFBFBF" w:sz="4"/>
+              <w:left w:val="single" w:color="BFBFBF" w:sz="4"/>
+              <w:bottom w:val="single" w:color="BFBFBF" w:sz="4"/>
+              <w:right w:val="single" w:color="BFBFBF" w:sz="4"/>
+            </w:tcBorders>
+            <w:tcMar>
+              <w:top w:type="dxa" w:w="50"/>
+              <w:left w:type="dxa" w:w="90"/>
+              <w:bottom w:type="dxa" w:w="50"/>
+              <w:right w:type="dxa" w:w="90"/>
+            </w:tcMar>
+            <w:vAlign w:val="center"/>
+          </w:tcPr>
+          <w:p>
+            <w:pPr>
+              <w:spacing w:after="0"/>
+            </w:pPr>
+            <w:r>
+              <w:rPr>
+                <w:color w:val="000000"/>
+                <w:sz w:val="18"/>
+                <w:szCs w:val="18"/>
+              </w:rPr>
+              <w:t xml:space="preserve">tests/ (102 pruebas) · GitHub Actions</w:t>
             </w:r>
           </w:p>
         </w:tc>
@@ -21286,7 +21353,36 @@
         <w:t xml:space="preserve">modo institucional</w:t>
       </w:r>
       <w:r>
-        <w:t xml:space="preserve"> que se activa con la variable LEMAS_MODO=institucional y corre en un computador de LEMAS. Ambos rechazan archivos con cédulas, nombres o códigos, procesan en memoria y no guardan datos. Funciones: «Prueba con ejemplo», carga validada de CSV, lista de contactos por sede con k editable, motivo y descarga, proyección frente a B1, formulario individual y sección «Acerca de» con métricas y limitaciones.</w:t>
+        <w:t xml:space="preserve"> que corre en un computador de LEMAS y solo se abre en ese mismo equipo (localhost). Ambos procesan en memoria y no guardan datos, y el modelo recibe siempre la base seudonimizada. Funciones comunes: «Prueba con ejemplo», carga validada de CSV, lista de contactos por sede con k editable, motivo y descarga, proyección frente a B1, formulario individual y sección «Acerca de» con métricas y limitaciones.</w:t>
+      </w:r>
+    </w:p>
+    <w:p>
+      <w:pPr>
+        <w:spacing w:after="120"/>
+        <w:jc w:val="both"/>
+      </w:pPr>
+      <w:r>
+        <w:t xml:space="preserve">Para que el personal de LEMAS no dependa de Colab ni de la línea de comandos, el modo institucional recibe el </w:t>
+      </w:r>
+      <w:r>
+        <w:rPr>
+          <w:b/>
+          <w:bCs/>
+        </w:rPr>
+        <w:t xml:space="preserve">Excel institucional y la clave del custodio</w:t>
+      </w:r>
+      <w:r>
+        <w:t xml:space="preserve">, seudonimiza en memoria con la misma técnica HMAC-SHA256, verifica que no queden nombres ni cédulas y, tras una confirmación explícita, muestra la </w:t>
+      </w:r>
+      <w:r>
+        <w:rPr>
+          <w:b/>
+          <w:bCs/>
+        </w:rPr>
+        <w:t xml:space="preserve">lista con nombres</w:t>
+      </w:r>
+      <w:r>
+        <w:t xml:space="preserve"> para Secretaría. La clave se sube en cada uso y no se guarda; la aplicación muestra su huella para comprobar que es la misma de siempre. Estas funciones no existen en la versión pública (D45).</w:t>
       </w:r>
     </w:p>
     <w:p>
@@ -21578,7 +21674,7 @@
                 <w:sz w:val="18"/>
                 <w:szCs w:val="18"/>
               </w:rPr>
-              <w:t xml:space="preserve">Exportar ciclo actual y anterior; seudonimizar con la misma clave</w:t>
+              <w:t xml:space="preserve">Exportar el Excel institucional (una hoja por ciclo)</w:t>
             </w:r>
           </w:p>
         </w:tc>
@@ -21676,7 +21772,7 @@
                 <w:sz w:val="18"/>
                 <w:szCs w:val="18"/>
               </w:rPr>
-              <w:t xml:space="preserve">Generar la lista por sede en modo institucional</w:t>
+              <w:t xml:space="preserve">Abrir la app institucional, subir el Excel y la clave, y generar la lista por sede</w:t>
             </w:r>
           </w:p>
         </w:tc>
@@ -21707,7 +21803,7 @@
                 <w:sz w:val="18"/>
                 <w:szCs w:val="18"/>
               </w:rPr>
-              <w:t xml:space="preserve">Admisiones</w:t>
+              <w:t xml:space="preserve">Admisiones y custodio</w:t>
             </w:r>
           </w:p>
         </w:tc>
@@ -21774,7 +21870,7 @@
                 <w:sz w:val="18"/>
                 <w:szCs w:val="18"/>
               </w:rPr>
-              <w:t xml:space="preserve">Reidentificar la lista</w:t>
+              <w:t xml:space="preserve">Obtener la lista con nombres y borrar los datos de la sesión</w:t>
             </w:r>
           </w:p>
         </w:tc>
@@ -34550,7 +34646,7 @@
         <w:t xml:space="preserve">Dependencias:</w:t>
       </w:r>
       <w:r>
-        <w:t xml:space="preserve"> H3 depende de la autorización; H5 de H3–H4; H6 de las líneas base; H7 de la selección. Los días 23 y 24 de octubre son contingencia antes de H8. Cada hito se aprueba en la revisión indicada y se registra en el log de decisiones (D01–D44).</w:t>
+        <w:t xml:space="preserve"> H3 depende de la autorización; H5 de H3–H4; H6 de las líneas base; H7 de la selección. Los días 23 y 24 de octubre son contingencia antes de H8. Cada hito se aprueba en la revisión indicada y se registra en el log de decisiones (D01–D45).</w:t>
       </w:r>
     </w:p>
     <w:p>
@@ -36457,7 +36553,7 @@
         <w:t xml:space="preserve">Limitaciones éticas reconocidas:</w:t>
       </w:r>
       <w:r>
-        <w:t xml:space="preserve"> las familias no fueron consultadas (base: interés legítimo institucional con autorización); la equidad no puede afirmarse con pocos eventos por grupo; la regla refleja el pasado y debe revalidarse; no se midió el efecto causal del contacto. El análisis completo está en docs/consideraciones_eticas.md.</w:t>
+        <w:t xml:space="preserve"> las familias no fueron consultadas (base: interés legítimo institucional con autorización); la equidad no puede afirmarse con pocos eventos por grupo; la regla refleja el pasado y debe revalidarse; no se midió el efecto causal del contacto; y la aplicación institucional muestra nombres a personal autorizado, por lo que su protección depende de que LEMAS limite quién usa el equipo y quién tiene la clave. El análisis completo está en docs/consideraciones_eticas.md.</w:t>
       </w:r>
     </w:p>
     <w:p>
@@ -40452,6 +40548,73 @@
                 <w:szCs w:val="18"/>
               </w:rPr>
               <w:t xml:space="preserve">Aplicación en dos modos y despliegue en Streamlit Community Cloud</w:t>
+            </w:r>
+          </w:p>
+        </w:tc>
+      </w:tr>
+      <w:tr>
+        <w:trPr>
+          <w:cantSplit/>
+        </w:trPr>
+        <w:tc>
+          <w:tcPr>
+            <w:tcW w:type="dxa" w:w="1606"/>
+            <w:tcBorders>
+              <w:top w:val="single" w:color="BFBFBF" w:sz="4"/>
+              <w:left w:val="single" w:color="BFBFBF" w:sz="4"/>
+              <w:bottom w:val="single" w:color="BFBFBF" w:sz="4"/>
+              <w:right w:val="single" w:color="BFBFBF" w:sz="4"/>
+            </w:tcBorders>
+            <w:tcMar>
+              <w:top w:type="dxa" w:w="50"/>
+              <w:left w:type="dxa" w:w="90"/>
+              <w:bottom w:type="dxa" w:w="50"/>
+              <w:right w:type="dxa" w:w="90"/>
+            </w:tcMar>
+            <w:vAlign w:val="center"/>
+          </w:tcPr>
+          <w:p>
+            <w:pPr>
+              <w:spacing w:after="0"/>
+            </w:pPr>
+            <w:r>
+              <w:rPr>
+                <w:color w:val="000000"/>
+                <w:sz w:val="18"/>
+                <w:szCs w:val="18"/>
+              </w:rPr>
+              <w:t xml:space="preserve">D45</w:t>
+            </w:r>
+          </w:p>
+        </w:tc>
+        <w:tc>
+          <w:tcPr>
+            <w:tcW w:type="dxa" w:w="8032"/>
+            <w:tcBorders>
+              <w:top w:val="single" w:color="BFBFBF" w:sz="4"/>
+              <w:left w:val="single" w:color="BFBFBF" w:sz="4"/>
+              <w:bottom w:val="single" w:color="BFBFBF" w:sz="4"/>
+              <w:right w:val="single" w:color="BFBFBF" w:sz="4"/>
+            </w:tcBorders>
+            <w:tcMar>
+              <w:top w:type="dxa" w:w="50"/>
+              <w:left w:type="dxa" w:w="90"/>
+              <w:bottom w:type="dxa" w:w="50"/>
+              <w:right w:type="dxa" w:w="90"/>
+            </w:tcMar>
+            <w:vAlign w:val="center"/>
+          </w:tcPr>
+          <w:p>
+            <w:pPr>
+              <w:spacing w:after="0"/>
+            </w:pPr>
+            <w:r>
+              <w:rPr>
+                <w:color w:val="000000"/>
+                <w:sz w:val="18"/>
+                <w:szCs w:val="18"/>
+              </w:rPr>
+              <w:t xml:space="preserve">Modo institucional sin Colab: Excel y clave en el mismo equipo, y lista con nombres</w:t>
             </w:r>
           </w:p>
         </w:tc>

--- a/docs/Documento_Tecnico_Prediccion_Matricula_v6.docx
+++ b/docs/Documento_Tecnico_Prediccion_Matricula_v6.docx
@@ -21200,7 +21200,7 @@
                 <w:sz w:val="18"/>
                 <w:szCs w:val="18"/>
               </w:rPr>
-              <w:t xml:space="preserve">notebooks/00a–05</w:t>
+              <w:t xml:space="preserve">src/diagnostico.py</w:t>
             </w:r>
           </w:p>
         </w:tc>
@@ -21231,7 +21231,7 @@
                 <w:sz w:val="18"/>
                 <w:szCs w:val="18"/>
               </w:rPr>
-              <w:t xml:space="preserve">Flujo reproducible en Google Colab</w:t>
+              <w:t xml:space="preserve">Curvas de aprendizaje y diagnóstico de sobreajuste y subajuste (actividad de la semana 3)</w:t>
             </w:r>
           </w:p>
         </w:tc>
@@ -21267,7 +21267,74 @@
                 <w:sz w:val="18"/>
                 <w:szCs w:val="18"/>
               </w:rPr>
-              <w:t xml:space="preserve">tests/ (102 pruebas) · GitHub Actions</w:t>
+              <w:t xml:space="preserve">notebooks/00a–05</w:t>
+            </w:r>
+          </w:p>
+        </w:tc>
+        <w:tc>
+          <w:tcPr>
+            <w:tcW w:type="dxa" w:w="6647"/>
+            <w:tcBorders>
+              <w:top w:val="single" w:color="BFBFBF" w:sz="4"/>
+              <w:left w:val="single" w:color="BFBFBF" w:sz="4"/>
+              <w:bottom w:val="single" w:color="BFBFBF" w:sz="4"/>
+              <w:right w:val="single" w:color="BFBFBF" w:sz="4"/>
+            </w:tcBorders>
+            <w:tcMar>
+              <w:top w:type="dxa" w:w="50"/>
+              <w:left w:type="dxa" w:w="90"/>
+              <w:bottom w:type="dxa" w:w="50"/>
+              <w:right w:type="dxa" w:w="90"/>
+            </w:tcMar>
+            <w:vAlign w:val="center"/>
+          </w:tcPr>
+          <w:p>
+            <w:pPr>
+              <w:spacing w:after="0"/>
+            </w:pPr>
+            <w:r>
+              <w:rPr>
+                <w:color w:val="000000"/>
+                <w:sz w:val="18"/>
+                <w:szCs w:val="18"/>
+              </w:rPr>
+              <w:t xml:space="preserve">Flujo reproducible en Google Colab</w:t>
+            </w:r>
+          </w:p>
+        </w:tc>
+      </w:tr>
+      <w:tr>
+        <w:trPr>
+          <w:cantSplit/>
+        </w:trPr>
+        <w:tc>
+          <w:tcPr>
+            <w:tcW w:type="dxa" w:w="2991"/>
+            <w:tcBorders>
+              <w:top w:val="single" w:color="BFBFBF" w:sz="4"/>
+              <w:left w:val="single" w:color="BFBFBF" w:sz="4"/>
+              <w:bottom w:val="single" w:color="BFBFBF" w:sz="4"/>
+              <w:right w:val="single" w:color="BFBFBF" w:sz="4"/>
+            </w:tcBorders>
+            <w:tcMar>
+              <w:top w:type="dxa" w:w="50"/>
+              <w:left w:type="dxa" w:w="90"/>
+              <w:bottom w:type="dxa" w:w="50"/>
+              <w:right w:type="dxa" w:w="90"/>
+            </w:tcMar>
+            <w:vAlign w:val="center"/>
+          </w:tcPr>
+          <w:p>
+            <w:pPr>
+              <w:spacing w:after="0"/>
+            </w:pPr>
+            <w:r>
+              <w:rPr>
+                <w:color w:val="000000"/>
+                <w:sz w:val="18"/>
+                <w:szCs w:val="18"/>
+              </w:rPr>
+              <w:t xml:space="preserve">tests/ (133 pruebas) · GitHub Actions</w:t>
             </w:r>
           </w:p>
         </w:tc>
@@ -34646,7 +34713,7 @@
         <w:t xml:space="preserve">Dependencias:</w:t>
       </w:r>
       <w:r>
-        <w:t xml:space="preserve"> H3 depende de la autorización; H5 de H3–H4; H6 de las líneas base; H7 de la selección. Los días 23 y 24 de octubre son contingencia antes de H8. Cada hito se aprueba en la revisión indicada y se registra en el log de decisiones (D01–D45).</w:t>
+        <w:t xml:space="preserve"> H3 depende de la autorización; H5 de H3–H4; H6 de las líneas base; H7 de la selección. Los días 23 y 24 de octubre son contingencia antes de H8. Cada hito se aprueba en la revisión indicada y se registra en el log de decisiones (D01–D46).</w:t>
       </w:r>
     </w:p>
     <w:p>

--- a/docs/Documento_Tecnico_Prediccion_Matricula_v6.docx
+++ b/docs/Documento_Tecnico_Prediccion_Matricula_v6.docx
@@ -17634,7 +17634,7 @@
                 <w:sz w:val="18"/>
                 <w:szCs w:val="18"/>
               </w:rPr>
-              <w:t xml:space="preserve">0,104</w:t>
+              <w:t xml:space="preserve">0,103</w:t>
             </w:r>
           </w:p>
         </w:tc>
@@ -18798,7 +18798,7 @@
         <w:t xml:space="preserve">Errores de los modelos.</w:t>
       </w:r>
       <w:r>
-        <w:t xml:space="preserve"> El gradient boosting duplicó su PR-AUC en entrenamiento (0,245) sin mejorar en C4 (0,104): aprendió particularidades de C2–C3 que no se repitieron. La logística híbrida, con pocas variables, no distinguió el riesgo individual más allá de la tasa histórica en C5 (Lift 0,98; Brier igual a B1).</w:t>
+        <w:t xml:space="preserve"> El gradient boosting duplicó su PR-AUC en entrenamiento (0,245) sin mejorar en C4 (0,103): aprendió particularidades de C2–C3 que no se repitieron. La logística híbrida, con pocas variables, no distinguió el riesgo individual más allá de la tasa histórica en C5 (Lift 0,98; Brier igual a B1).</w:t>
       </w:r>
     </w:p>
     <w:p>
@@ -21334,7 +21334,7 @@
                 <w:sz w:val="18"/>
                 <w:szCs w:val="18"/>
               </w:rPr>
-              <w:t xml:space="preserve">tests/ (133 pruebas) · GitHub Actions</w:t>
+              <w:t xml:space="preserve">tests/ (135 pruebas) · GitHub Actions</w:t>
             </w:r>
           </w:p>
         </w:tc>

--- a/docs/Documento_Tecnico_Prediccion_Matricula_v6.docx
+++ b/docs/Documento_Tecnico_Prediccion_Matricula_v6.docx
@@ -3955,7 +3955,7 @@
         <w:t xml:space="preserve">todos esos pendientes quedaron resueltos con evidencia</w:t>
       </w:r>
       <w:r>
-        <w:t xml:space="preserve">: autorización institucional y uso de Colab aprobados (01-oct-2026), t0 = 20-feb, H = 30-abr, k = 118 y 47, entre 81 y 122 eventos por cohorte y C1 auditada y excluida. Solo permanecen fuera de alcance el mantenimiento productivo y la designación formal de los cuatro validadores, por lo que la valoración actualizada es </w:t>
+        <w:t xml:space="preserve">: autorización institucional y uso de Colab aprobados (30-sep-2026), t0 = 20-feb, H = 30-abr, k = 118 y 47, entre 81 y 122 eventos por cohorte y C1 auditada y excluida. Solo permanecen fuera de alcance el mantenimiento productivo y la designación formal de los cuatro validadores, por lo que la valoración actualizada es </w:t>
       </w:r>
       <w:r>
         <w:rPr>
@@ -10061,7 +10061,7 @@
         <w:t xml:space="preserve">autorización institucional</w:t>
       </w:r>
       <w:r>
-        <w:t xml:space="preserve"> (01-oct-2026) para fines académicos y de planificación. No tienen licencia pública ni costo. El acceso es restringido: la base identificable no sale de la institución; el equipo trabaja con la versión seudonimizada en Google Colab autorizado, y el repositorio público contiene solo código, una </w:t>
+        <w:t xml:space="preserve"> (30-sep-2026) para fines académicos y de planificación. No tienen licencia pública ni costo. El acceso es restringido: la base identificable no sale de la institución; el equipo trabaja con la versión seudonimizada en Google Colab autorizado, y el repositorio público contiene solo código, una </w:t>
       </w:r>
       <w:r>
         <w:rPr>
@@ -18815,7 +18815,7 @@
         <w:jc w:val="both"/>
       </w:pPr>
       <w:r>
-        <w:t xml:space="preserve">La importancia por permutación en C4 muestra que lo que ordena a las familias es la </w:t>
+        <w:t xml:space="preserve">La importancia por permutación en la logística híbrida (C4) muestra que lo que más aporta al orden es la </w:t>
       </w:r>
       <w:r>
         <w:rPr>
@@ -18825,7 +18825,7 @@
         <w:t xml:space="preserve">reserva extraordinaria</w:t>
       </w:r>
       <w:r>
-        <w:t xml:space="preserve">, los </w:t>
+        <w:t xml:space="preserve"> y los </w:t>
       </w:r>
       <w:r>
         <w:rPr>
@@ -18835,17 +18835,7 @@
         <w:t xml:space="preserve">atrasos en pensiones</w:t>
       </w:r>
       <w:r>
-        <w:t xml:space="preserve"> y la </w:t>
-      </w:r>
-      <w:r>
-        <w:rPr>
-          <w:b/>
-          <w:bCs/>
-        </w:rPr>
-        <w:t xml:space="preserve">puntualidad del pago anterior</w:t>
-      </w:r>
-      <w:r>
-        <w:t xml:space="preserve">; promedio y subnivel aportan muy poco, y sede, beca, hermanos, permanencia y conducta no aportan. SHAP indica que promedio y es_nuevo mueven la probabilidad, pero un efecto grande en la probabilidad no equivale a capacidad de ordenar. La información útil está en el comportamiento de pago y el tipo de reserva, exactamente lo que resume D2.</w:t>
+        <w:t xml:space="preserve">; la puntualidad del pago anterior, el subnivel y el promedio tienen una variación tan grande como su efecto. Este modelo no recibe la sede, la beca ni los hermanos, así que la permutación no dice nada de ellos. SHAP indica que promedio y es_nuevo mueven la probabilidad, pero un efecto grande en la probabilidad no equivale a capacidad de ordenar. La permutación es coherente con D2, que se eligió por su Lift@k en C4.</w:t>
       </w:r>
     </w:p>
     <w:p>
@@ -20351,7 +20341,7 @@
           <wp:inline distT="0" distB="0" distL="0" distR="0">
             <wp:extent cx="4680585" cy="2340293"/>
             <wp:effectExtent t="0" r="0" b="0" l="0"/>
-            <wp:docPr id="1" name="fig11" descr="Recall@k de la priorización D2 por grupo en C5 (grupos con menos de 5 eventos ocultos)." title="Recall@k de la priorización D2 por grupo en C5 (grupos con menos de 5 eventos ocultos)."/>
+            <wp:docPr id="1" name="fig11" descr="Recall@k de la priorización D2 por grupo en C5 (celdas con menos de 5 eventos ocultas, con supresión complementaria)." title="Recall@k de la priorización D2 por grupo en C5 (celdas con menos de 5 eventos ocultas, con supresión complementaria)."/>
             <wp:cNvGraphicFramePr>
               <a:graphicFrameLocks xmlns:a="http://schemas.openxmlformats.org/drawingml/2006/main" noChangeAspect="1"/>
             </wp:cNvGraphicFramePr>
@@ -20408,7 +20398,7 @@
           <w:sz w:val="18"/>
           <w:szCs w:val="18"/>
         </w:rPr>
-        <w:t xml:space="preserve">Recall@k de la priorización D2 por grupo en C5 (grupos con menos de 5 eventos ocultos).</w:t>
+        <w:t xml:space="preserve">Recall@k de la priorización D2 por grupo en C5 (celdas con menos de 5 eventos ocultas, con supresión complementaria).</w:t>
       </w:r>
     </w:p>
     <w:p>
@@ -21334,7 +21324,7 @@
                 <w:sz w:val="18"/>
                 <w:szCs w:val="18"/>
               </w:rPr>
-              <w:t xml:space="preserve">tests/ (135 pruebas) · GitHub Actions</w:t>
+              <w:t xml:space="preserve">tests/ (138 pruebas) · GitHub Actions</w:t>
             </w:r>
           </w:p>
         </w:tc>
@@ -34713,7 +34703,7 @@
         <w:t xml:space="preserve">Dependencias:</w:t>
       </w:r>
       <w:r>
-        <w:t xml:space="preserve"> H3 depende de la autorización; H5 de H3–H4; H6 de las líneas base; H7 de la selección. Los días 23 y 24 de octubre son contingencia antes de H8. Cada hito se aprueba en la revisión indicada y se registra en el log de decisiones (D01–D46).</w:t>
+        <w:t xml:space="preserve"> H3 depende de la autorización; H5 de H3–H4; H6 de las líneas base; H7 de la selección. Los días 23 y 24 de octubre son contingencia antes de H8. Cada hito se aprueba en la revisión indicada y se registra en el log de decisiones (D01–D49).</w:t>
       </w:r>
     </w:p>
     <w:p>
@@ -36617,10 +36607,719 @@
           <w:b/>
           <w:bCs/>
         </w:rPr>
+        <w:t xml:space="preserve">Dilema principal.</w:t>
+      </w:r>
+      <w:r>
+        <w:t xml:space="preserve"> Las señales de pago son lo único que ordena bien a las familias, pero reflejan su situación económica. Se decidió usarlas con el uso limitado a contactos de apoyo y la decisión en manos de una persona: fueron las únicas señales que mostraron capacidad de ordenar.</w:t>
+      </w:r>
+    </w:p>
+    <w:p>
+      <w:pPr>
+        <w:spacing w:after="120"/>
+        <w:jc w:val="both"/>
+      </w:pPr>
+      <w:r>
+        <w:rPr>
+          <w:b/>
+          <w:bCs/>
+        </w:rPr>
+        <w:t xml:space="preserve">Impacto social.</w:t>
+      </w:r>
+      <w:r>
+        <w:t xml:space="preserve"> Se benefician la institución (planificación) y las familias que reciben un contacto oportuno. Podrían salir perjudicadas las familias con dificultades económicas, si la lista se usara para cobrar, y las familias becadas, si la menor detección se confirma. El antecedente más estudiado, el sistema de alerta de deserción de Wisconsin, ordenaba bien a los estudiantes pero no se pudo demostrar que mejorara la graduación: predecir no equivale a ayudar.</w:t>
+      </w:r>
+    </w:p>
+    <w:p>
+      <w:pPr>
+        <w:keepNext/>
+        <w:spacing w:after="60" w:before="120"/>
+      </w:pPr>
+      <w:r>
+        <w:rPr>
+          <w:b/>
+          <w:bCs/>
+          <w:color w:val="8B1E3F"/>
+          <w:sz w:val="18"/>
+          <w:szCs w:val="18"/>
+        </w:rPr>
+        <w:t xml:space="preserve">Tabla 34. </w:t>
+      </w:r>
+      <w:r>
+        <w:rPr>
+          <w:b/>
+          <w:bCs/>
+          <w:sz w:val="18"/>
+          <w:szCs w:val="18"/>
+        </w:rPr>
+        <w:t xml:space="preserve">Cadena de responsabilidad</w:t>
+      </w:r>
+    </w:p>
+    <w:tbl>
+      <w:tblPr>
+        <w:tblW w:type="dxa" w:w="9638"/>
+        <w:tblBorders>
+          <w:top w:val="single" w:color="auto" w:sz="4"/>
+          <w:left w:val="single" w:color="auto" w:sz="4"/>
+          <w:bottom w:val="single" w:color="auto" w:sz="4"/>
+          <w:right w:val="single" w:color="auto" w:sz="4"/>
+          <w:insideH w:val="single" w:color="auto" w:sz="4"/>
+          <w:insideV w:val="single" w:color="auto" w:sz="4"/>
+        </w:tblBorders>
+      </w:tblPr>
+      <w:tblGrid>
+        <w:gridCol w:w="2891"/>
+        <w:gridCol w:w="2570"/>
+        <w:gridCol w:w="4177"/>
+      </w:tblGrid>
+      <w:tr>
+        <w:trPr>
+          <w:tblHeader/>
+        </w:trPr>
+        <w:tc>
+          <w:tcPr>
+            <w:tcW w:type="dxa" w:w="2891"/>
+            <w:tcBorders>
+              <w:top w:val="single" w:color="BFBFBF" w:sz="4"/>
+              <w:left w:val="single" w:color="BFBFBF" w:sz="4"/>
+              <w:bottom w:val="single" w:color="BFBFBF" w:sz="4"/>
+              <w:right w:val="single" w:color="BFBFBF" w:sz="4"/>
+            </w:tcBorders>
+            <w:shd w:fill="8B1E3F" w:color="auto" w:val="clear"/>
+            <w:tcMar>
+              <w:top w:type="dxa" w:w="50"/>
+              <w:left w:type="dxa" w:w="90"/>
+              <w:bottom w:type="dxa" w:w="50"/>
+              <w:right w:type="dxa" w:w="90"/>
+            </w:tcMar>
+            <w:vAlign w:val="center"/>
+          </w:tcPr>
+          <w:p>
+            <w:pPr>
+              <w:spacing w:after="0"/>
+            </w:pPr>
+            <w:r>
+              <w:rPr>
+                <w:b/>
+                <w:bCs/>
+                <w:color w:val="FFFFFF"/>
+                <w:sz w:val="18"/>
+                <w:szCs w:val="18"/>
+              </w:rPr>
+              <w:t xml:space="preserve">Etapa</w:t>
+            </w:r>
+          </w:p>
+        </w:tc>
+        <w:tc>
+          <w:tcPr>
+            <w:tcW w:type="dxa" w:w="2570"/>
+            <w:tcBorders>
+              <w:top w:val="single" w:color="BFBFBF" w:sz="4"/>
+              <w:left w:val="single" w:color="BFBFBF" w:sz="4"/>
+              <w:bottom w:val="single" w:color="BFBFBF" w:sz="4"/>
+              <w:right w:val="single" w:color="BFBFBF" w:sz="4"/>
+            </w:tcBorders>
+            <w:shd w:fill="8B1E3F" w:color="auto" w:val="clear"/>
+            <w:tcMar>
+              <w:top w:type="dxa" w:w="50"/>
+              <w:left w:type="dxa" w:w="90"/>
+              <w:bottom w:type="dxa" w:w="50"/>
+              <w:right w:type="dxa" w:w="90"/>
+            </w:tcMar>
+            <w:vAlign w:val="center"/>
+          </w:tcPr>
+          <w:p>
+            <w:pPr>
+              <w:spacing w:after="0"/>
+            </w:pPr>
+            <w:r>
+              <w:rPr>
+                <w:b/>
+                <w:bCs/>
+                <w:color w:val="FFFFFF"/>
+                <w:sz w:val="18"/>
+                <w:szCs w:val="18"/>
+              </w:rPr>
+              <w:t xml:space="preserve">Responsable</w:t>
+            </w:r>
+          </w:p>
+        </w:tc>
+        <w:tc>
+          <w:tcPr>
+            <w:tcW w:type="dxa" w:w="4177"/>
+            <w:tcBorders>
+              <w:top w:val="single" w:color="BFBFBF" w:sz="4"/>
+              <w:left w:val="single" w:color="BFBFBF" w:sz="4"/>
+              <w:bottom w:val="single" w:color="BFBFBF" w:sz="4"/>
+              <w:right w:val="single" w:color="BFBFBF" w:sz="4"/>
+            </w:tcBorders>
+            <w:shd w:fill="8B1E3F" w:color="auto" w:val="clear"/>
+            <w:tcMar>
+              <w:top w:type="dxa" w:w="50"/>
+              <w:left w:type="dxa" w:w="90"/>
+              <w:bottom w:type="dxa" w:w="50"/>
+              <w:right w:type="dxa" w:w="90"/>
+            </w:tcMar>
+            <w:vAlign w:val="center"/>
+          </w:tcPr>
+          <w:p>
+            <w:pPr>
+              <w:spacing w:after="0"/>
+            </w:pPr>
+            <w:r>
+              <w:rPr>
+                <w:b/>
+                <w:bCs/>
+                <w:color w:val="FFFFFF"/>
+                <w:sz w:val="18"/>
+                <w:szCs w:val="18"/>
+              </w:rPr>
+              <w:t xml:space="preserve">Registro que queda</w:t>
+            </w:r>
+          </w:p>
+        </w:tc>
+      </w:tr>
+      <w:tr>
+        <w:trPr>
+          <w:cantSplit/>
+        </w:trPr>
+        <w:tc>
+          <w:tcPr>
+            <w:tcW w:type="dxa" w:w="2891"/>
+            <w:tcBorders>
+              <w:top w:val="single" w:color="BFBFBF" w:sz="4"/>
+              <w:left w:val="single" w:color="BFBFBF" w:sz="4"/>
+              <w:bottom w:val="single" w:color="BFBFBF" w:sz="4"/>
+              <w:right w:val="single" w:color="BFBFBF" w:sz="4"/>
+            </w:tcBorders>
+            <w:tcMar>
+              <w:top w:type="dxa" w:w="50"/>
+              <w:left w:type="dxa" w:w="90"/>
+              <w:bottom w:type="dxa" w:w="50"/>
+              <w:right w:type="dxa" w:w="90"/>
+            </w:tcMar>
+            <w:vAlign w:val="center"/>
+          </w:tcPr>
+          <w:p>
+            <w:pPr>
+              <w:spacing w:after="0"/>
+            </w:pPr>
+            <w:r>
+              <w:rPr>
+                <w:color w:val="000000"/>
+                <w:sz w:val="18"/>
+                <w:szCs w:val="18"/>
+              </w:rPr>
+              <w:t xml:space="preserve">Extracción y seudonimización</w:t>
+            </w:r>
+          </w:p>
+        </w:tc>
+        <w:tc>
+          <w:tcPr>
+            <w:tcW w:type="dxa" w:w="2570"/>
+            <w:tcBorders>
+              <w:top w:val="single" w:color="BFBFBF" w:sz="4"/>
+              <w:left w:val="single" w:color="BFBFBF" w:sz="4"/>
+              <w:bottom w:val="single" w:color="BFBFBF" w:sz="4"/>
+              <w:right w:val="single" w:color="BFBFBF" w:sz="4"/>
+            </w:tcBorders>
+            <w:tcMar>
+              <w:top w:type="dxa" w:w="50"/>
+              <w:left w:type="dxa" w:w="90"/>
+              <w:bottom w:type="dxa" w:w="50"/>
+              <w:right w:type="dxa" w:w="90"/>
+            </w:tcMar>
+            <w:vAlign w:val="center"/>
+          </w:tcPr>
+          <w:p>
+            <w:pPr>
+              <w:spacing w:after="0"/>
+            </w:pPr>
+            <w:r>
+              <w:rPr>
+                <w:color w:val="000000"/>
+                <w:sz w:val="18"/>
+                <w:szCs w:val="18"/>
+              </w:rPr>
+              <w:t xml:space="preserve">Custodio de datos de LEMAS</w:t>
+            </w:r>
+          </w:p>
+        </w:tc>
+        <w:tc>
+          <w:tcPr>
+            <w:tcW w:type="dxa" w:w="4177"/>
+            <w:tcBorders>
+              <w:top w:val="single" w:color="BFBFBF" w:sz="4"/>
+              <w:left w:val="single" w:color="BFBFBF" w:sz="4"/>
+              <w:bottom w:val="single" w:color="BFBFBF" w:sz="4"/>
+              <w:right w:val="single" w:color="BFBFBF" w:sz="4"/>
+            </w:tcBorders>
+            <w:tcMar>
+              <w:top w:type="dxa" w:w="50"/>
+              <w:left w:type="dxa" w:w="90"/>
+              <w:bottom w:type="dxa" w:w="50"/>
+              <w:right w:type="dxa" w:w="90"/>
+            </w:tcMar>
+            <w:vAlign w:val="center"/>
+          </w:tcPr>
+          <w:p>
+            <w:pPr>
+              <w:spacing w:after="0"/>
+            </w:pPr>
+            <w:r>
+              <w:rPr>
+                <w:color w:val="000000"/>
+                <w:sz w:val="18"/>
+                <w:szCs w:val="18"/>
+              </w:rPr>
+              <w:t xml:space="preserve">Acta con huella SHA-256 y huella de la clave</w:t>
+            </w:r>
+          </w:p>
+        </w:tc>
+      </w:tr>
+      <w:tr>
+        <w:trPr>
+          <w:cantSplit/>
+        </w:trPr>
+        <w:tc>
+          <w:tcPr>
+            <w:tcW w:type="dxa" w:w="2891"/>
+            <w:tcBorders>
+              <w:top w:val="single" w:color="BFBFBF" w:sz="4"/>
+              <w:left w:val="single" w:color="BFBFBF" w:sz="4"/>
+              <w:bottom w:val="single" w:color="BFBFBF" w:sz="4"/>
+              <w:right w:val="single" w:color="BFBFBF" w:sz="4"/>
+            </w:tcBorders>
+            <w:tcMar>
+              <w:top w:type="dxa" w:w="50"/>
+              <w:left w:type="dxa" w:w="90"/>
+              <w:bottom w:type="dxa" w:w="50"/>
+              <w:right w:type="dxa" w:w="90"/>
+            </w:tcMar>
+            <w:vAlign w:val="center"/>
+          </w:tcPr>
+          <w:p>
+            <w:pPr>
+              <w:spacing w:after="0"/>
+            </w:pPr>
+            <w:r>
+              <w:rPr>
+                <w:color w:val="000000"/>
+                <w:sz w:val="18"/>
+                <w:szCs w:val="18"/>
+              </w:rPr>
+              <w:t xml:space="preserve">Desarrollo y validación</w:t>
+            </w:r>
+          </w:p>
+        </w:tc>
+        <w:tc>
+          <w:tcPr>
+            <w:tcW w:type="dxa" w:w="2570"/>
+            <w:tcBorders>
+              <w:top w:val="single" w:color="BFBFBF" w:sz="4"/>
+              <w:left w:val="single" w:color="BFBFBF" w:sz="4"/>
+              <w:bottom w:val="single" w:color="BFBFBF" w:sz="4"/>
+              <w:right w:val="single" w:color="BFBFBF" w:sz="4"/>
+            </w:tcBorders>
+            <w:tcMar>
+              <w:top w:type="dxa" w:w="50"/>
+              <w:left w:type="dxa" w:w="90"/>
+              <w:bottom w:type="dxa" w:w="50"/>
+              <w:right w:type="dxa" w:w="90"/>
+            </w:tcMar>
+            <w:vAlign w:val="center"/>
+          </w:tcPr>
+          <w:p>
+            <w:pPr>
+              <w:spacing w:after="0"/>
+            </w:pPr>
+            <w:r>
+              <w:rPr>
+                <w:color w:val="000000"/>
+                <w:sz w:val="18"/>
+                <w:szCs w:val="18"/>
+              </w:rPr>
+              <w:t xml:space="preserve">Equipo técnico</w:t>
+            </w:r>
+          </w:p>
+        </w:tc>
+        <w:tc>
+          <w:tcPr>
+            <w:tcW w:type="dxa" w:w="4177"/>
+            <w:tcBorders>
+              <w:top w:val="single" w:color="BFBFBF" w:sz="4"/>
+              <w:left w:val="single" w:color="BFBFBF" w:sz="4"/>
+              <w:bottom w:val="single" w:color="BFBFBF" w:sz="4"/>
+              <w:right w:val="single" w:color="BFBFBF" w:sz="4"/>
+            </w:tcBorders>
+            <w:tcMar>
+              <w:top w:type="dxa" w:w="50"/>
+              <w:left w:type="dxa" w:w="90"/>
+              <w:bottom w:type="dxa" w:w="50"/>
+              <w:right w:type="dxa" w:w="90"/>
+            </w:tcMar>
+            <w:vAlign w:val="center"/>
+          </w:tcPr>
+          <w:p>
+            <w:pPr>
+              <w:spacing w:after="0"/>
+            </w:pPr>
+            <w:r>
+              <w:rPr>
+                <w:color w:val="000000"/>
+                <w:sz w:val="18"/>
+                <w:szCs w:val="18"/>
+              </w:rPr>
+              <w:t xml:space="preserve">Decisiones D01–D49, código, pruebas y sistema congelado</w:t>
+            </w:r>
+          </w:p>
+        </w:tc>
+      </w:tr>
+      <w:tr>
+        <w:trPr>
+          <w:cantSplit/>
+        </w:trPr>
+        <w:tc>
+          <w:tcPr>
+            <w:tcW w:type="dxa" w:w="2891"/>
+            <w:tcBorders>
+              <w:top w:val="single" w:color="BFBFBF" w:sz="4"/>
+              <w:left w:val="single" w:color="BFBFBF" w:sz="4"/>
+              <w:bottom w:val="single" w:color="BFBFBF" w:sz="4"/>
+              <w:right w:val="single" w:color="BFBFBF" w:sz="4"/>
+            </w:tcBorders>
+            <w:tcMar>
+              <w:top w:type="dxa" w:w="50"/>
+              <w:left w:type="dxa" w:w="90"/>
+              <w:bottom w:type="dxa" w:w="50"/>
+              <w:right w:type="dxa" w:w="90"/>
+            </w:tcMar>
+            <w:vAlign w:val="center"/>
+          </w:tcPr>
+          <w:p>
+            <w:pPr>
+              <w:spacing w:after="0"/>
+            </w:pPr>
+            <w:r>
+              <w:rPr>
+                <w:color w:val="000000"/>
+                <w:sz w:val="18"/>
+                <w:szCs w:val="18"/>
+              </w:rPr>
+              <w:t xml:space="preserve">Aprobación de uso</w:t>
+            </w:r>
+          </w:p>
+        </w:tc>
+        <w:tc>
+          <w:tcPr>
+            <w:tcW w:type="dxa" w:w="2570"/>
+            <w:tcBorders>
+              <w:top w:val="single" w:color="BFBFBF" w:sz="4"/>
+              <w:left w:val="single" w:color="BFBFBF" w:sz="4"/>
+              <w:bottom w:val="single" w:color="BFBFBF" w:sz="4"/>
+              <w:right w:val="single" w:color="BFBFBF" w:sz="4"/>
+            </w:tcBorders>
+            <w:tcMar>
+              <w:top w:type="dxa" w:w="50"/>
+              <w:left w:type="dxa" w:w="90"/>
+              <w:bottom w:type="dxa" w:w="50"/>
+              <w:right w:type="dxa" w:w="90"/>
+            </w:tcMar>
+            <w:vAlign w:val="center"/>
+          </w:tcPr>
+          <w:p>
+            <w:pPr>
+              <w:spacing w:after="0"/>
+            </w:pPr>
+            <w:r>
+              <w:rPr>
+                <w:color w:val="000000"/>
+                <w:sz w:val="18"/>
+                <w:szCs w:val="18"/>
+              </w:rPr>
+              <w:t xml:space="preserve">Dirección</w:t>
+            </w:r>
+          </w:p>
+        </w:tc>
+        <w:tc>
+          <w:tcPr>
+            <w:tcW w:type="dxa" w:w="4177"/>
+            <w:tcBorders>
+              <w:top w:val="single" w:color="BFBFBF" w:sz="4"/>
+              <w:left w:val="single" w:color="BFBFBF" w:sz="4"/>
+              <w:bottom w:val="single" w:color="BFBFBF" w:sz="4"/>
+              <w:right w:val="single" w:color="BFBFBF" w:sz="4"/>
+            </w:tcBorders>
+            <w:tcMar>
+              <w:top w:type="dxa" w:w="50"/>
+              <w:left w:type="dxa" w:w="90"/>
+              <w:bottom w:type="dxa" w:w="50"/>
+              <w:right w:type="dxa" w:w="90"/>
+            </w:tcMar>
+            <w:vAlign w:val="center"/>
+          </w:tcPr>
+          <w:p>
+            <w:pPr>
+              <w:spacing w:after="0"/>
+            </w:pPr>
+            <w:r>
+              <w:rPr>
+                <w:color w:val="000000"/>
+                <w:sz w:val="18"/>
+                <w:szCs w:val="18"/>
+              </w:rPr>
+              <w:t xml:space="preserve">Autorización institucional</w:t>
+            </w:r>
+          </w:p>
+        </w:tc>
+      </w:tr>
+      <w:tr>
+        <w:trPr>
+          <w:cantSplit/>
+        </w:trPr>
+        <w:tc>
+          <w:tcPr>
+            <w:tcW w:type="dxa" w:w="2891"/>
+            <w:tcBorders>
+              <w:top w:val="single" w:color="BFBFBF" w:sz="4"/>
+              <w:left w:val="single" w:color="BFBFBF" w:sz="4"/>
+              <w:bottom w:val="single" w:color="BFBFBF" w:sz="4"/>
+              <w:right w:val="single" w:color="BFBFBF" w:sz="4"/>
+            </w:tcBorders>
+            <w:tcMar>
+              <w:top w:type="dxa" w:w="50"/>
+              <w:left w:type="dxa" w:w="90"/>
+              <w:bottom w:type="dxa" w:w="50"/>
+              <w:right w:type="dxa" w:w="90"/>
+            </w:tcMar>
+            <w:vAlign w:val="center"/>
+          </w:tcPr>
+          <w:p>
+            <w:pPr>
+              <w:spacing w:after="0"/>
+            </w:pPr>
+            <w:r>
+              <w:rPr>
+                <w:color w:val="000000"/>
+                <w:sz w:val="18"/>
+                <w:szCs w:val="18"/>
+              </w:rPr>
+              <w:t xml:space="preserve">Generación de la lista y contacto</w:t>
+            </w:r>
+          </w:p>
+        </w:tc>
+        <w:tc>
+          <w:tcPr>
+            <w:tcW w:type="dxa" w:w="2570"/>
+            <w:tcBorders>
+              <w:top w:val="single" w:color="BFBFBF" w:sz="4"/>
+              <w:left w:val="single" w:color="BFBFBF" w:sz="4"/>
+              <w:bottom w:val="single" w:color="BFBFBF" w:sz="4"/>
+              <w:right w:val="single" w:color="BFBFBF" w:sz="4"/>
+            </w:tcBorders>
+            <w:tcMar>
+              <w:top w:type="dxa" w:w="50"/>
+              <w:left w:type="dxa" w:w="90"/>
+              <w:bottom w:type="dxa" w:w="50"/>
+              <w:right w:type="dxa" w:w="90"/>
+            </w:tcMar>
+            <w:vAlign w:val="center"/>
+          </w:tcPr>
+          <w:p>
+            <w:pPr>
+              <w:spacing w:after="0"/>
+            </w:pPr>
+            <w:r>
+              <w:rPr>
+                <w:color w:val="000000"/>
+                <w:sz w:val="18"/>
+                <w:szCs w:val="18"/>
+              </w:rPr>
+              <w:t xml:space="preserve">Secretaría y Admisiones</w:t>
+            </w:r>
+          </w:p>
+        </w:tc>
+        <w:tc>
+          <w:tcPr>
+            <w:tcW w:type="dxa" w:w="4177"/>
+            <w:tcBorders>
+              <w:top w:val="single" w:color="BFBFBF" w:sz="4"/>
+              <w:left w:val="single" w:color="BFBFBF" w:sz="4"/>
+              <w:bottom w:val="single" w:color="BFBFBF" w:sz="4"/>
+              <w:right w:val="single" w:color="BFBFBF" w:sz="4"/>
+            </w:tcBorders>
+            <w:tcMar>
+              <w:top w:type="dxa" w:w="50"/>
+              <w:left w:type="dxa" w:w="90"/>
+              <w:bottom w:type="dxa" w:w="50"/>
+              <w:right w:type="dxa" w:w="90"/>
+            </w:tcMar>
+            <w:vAlign w:val="center"/>
+          </w:tcPr>
+          <w:p>
+            <w:pPr>
+              <w:spacing w:after="0"/>
+            </w:pPr>
+            <w:r>
+              <w:rPr>
+                <w:color w:val="000000"/>
+                <w:sz w:val="18"/>
+                <w:szCs w:val="18"/>
+              </w:rPr>
+              <w:t xml:space="preserve">Lista con fecha, parámetros y resultado del contacto</w:t>
+            </w:r>
+          </w:p>
+        </w:tc>
+      </w:tr>
+      <w:tr>
+        <w:trPr>
+          <w:cantSplit/>
+        </w:trPr>
+        <w:tc>
+          <w:tcPr>
+            <w:tcW w:type="dxa" w:w="2891"/>
+            <w:tcBorders>
+              <w:top w:val="single" w:color="BFBFBF" w:sz="4"/>
+              <w:left w:val="single" w:color="BFBFBF" w:sz="4"/>
+              <w:bottom w:val="single" w:color="BFBFBF" w:sz="4"/>
+              <w:right w:val="single" w:color="BFBFBF" w:sz="4"/>
+            </w:tcBorders>
+            <w:tcMar>
+              <w:top w:type="dxa" w:w="50"/>
+              <w:left w:type="dxa" w:w="90"/>
+              <w:bottom w:type="dxa" w:w="50"/>
+              <w:right w:type="dxa" w:w="90"/>
+            </w:tcMar>
+            <w:vAlign w:val="center"/>
+          </w:tcPr>
+          <w:p>
+            <w:pPr>
+              <w:spacing w:after="0"/>
+            </w:pPr>
+            <w:r>
+              <w:rPr>
+                <w:color w:val="000000"/>
+                <w:sz w:val="18"/>
+                <w:szCs w:val="18"/>
+              </w:rPr>
+              <w:t xml:space="preserve">Revisión anual</w:t>
+            </w:r>
+          </w:p>
+        </w:tc>
+        <w:tc>
+          <w:tcPr>
+            <w:tcW w:type="dxa" w:w="2570"/>
+            <w:tcBorders>
+              <w:top w:val="single" w:color="BFBFBF" w:sz="4"/>
+              <w:left w:val="single" w:color="BFBFBF" w:sz="4"/>
+              <w:bottom w:val="single" w:color="BFBFBF" w:sz="4"/>
+              <w:right w:val="single" w:color="BFBFBF" w:sz="4"/>
+            </w:tcBorders>
+            <w:tcMar>
+              <w:top w:type="dxa" w:w="50"/>
+              <w:left w:type="dxa" w:w="90"/>
+              <w:bottom w:type="dxa" w:w="50"/>
+              <w:right w:type="dxa" w:w="90"/>
+            </w:tcMar>
+            <w:vAlign w:val="center"/>
+          </w:tcPr>
+          <w:p>
+            <w:pPr>
+              <w:spacing w:after="0"/>
+            </w:pPr>
+            <w:r>
+              <w:rPr>
+                <w:color w:val="000000"/>
+                <w:sz w:val="18"/>
+                <w:szCs w:val="18"/>
+              </w:rPr>
+              <w:t xml:space="preserve">Dirección y equipo técnico</w:t>
+            </w:r>
+          </w:p>
+        </w:tc>
+        <w:tc>
+          <w:tcPr>
+            <w:tcW w:type="dxa" w:w="4177"/>
+            <w:tcBorders>
+              <w:top w:val="single" w:color="BFBFBF" w:sz="4"/>
+              <w:left w:val="single" w:color="BFBFBF" w:sz="4"/>
+              <w:bottom w:val="single" w:color="BFBFBF" w:sz="4"/>
+              <w:right w:val="single" w:color="BFBFBF" w:sz="4"/>
+            </w:tcBorders>
+            <w:tcMar>
+              <w:top w:type="dxa" w:w="50"/>
+              <w:left w:type="dxa" w:w="90"/>
+              <w:bottom w:type="dxa" w:w="50"/>
+              <w:right w:type="dxa" w:w="90"/>
+            </w:tcMar>
+            <w:vAlign w:val="center"/>
+          </w:tcPr>
+          <w:p>
+            <w:pPr>
+              <w:spacing w:after="0"/>
+            </w:pPr>
+            <w:r>
+              <w:rPr>
+                <w:color w:val="000000"/>
+                <w:sz w:val="18"/>
+                <w:szCs w:val="18"/>
+              </w:rPr>
+              <w:t xml:space="preserve">Informe de resultados y equidad; se suspende si no supera al azar</w:t>
+            </w:r>
+          </w:p>
+        </w:tc>
+      </w:tr>
+    </w:tbl>
+    <w:p>
+      <w:pPr>
+        <w:spacing w:after="120"/>
+      </w:pPr>
+    </w:p>
+    <w:p>
+      <w:pPr>
+        <w:spacing w:after="120"/>
+        <w:jc w:val="both"/>
+      </w:pPr>
+      <w:r>
+        <w:rPr>
+          <w:b/>
+          <w:bCs/>
+        </w:rPr>
+        <w:t xml:space="preserve">Mal uso.</w:t>
+      </w:r>
+      <w:r>
+        <w:t xml:space="preserve"> La misma lista podría servir para cobrar, negar cupos o perfilar familias. Las salvaguardas son que no incluye montos, que los nombres solo aparecen en un equipo de LEMAS, que esos usos están prohibidos por escrito y que Dirección revisa el sistema cada año. La Ley de IA de la Unión Europea considera de alto riesgo los sistemas que deciden admisiones; este sistema no decide.</w:t>
+      </w:r>
+    </w:p>
+    <w:p>
+      <w:pPr>
+        <w:spacing w:after="120"/>
+        <w:jc w:val="both"/>
+      </w:pPr>
+      <w:r>
+        <w:rPr>
+          <w:b/>
+          <w:bCs/>
+        </w:rPr>
+        <w:t xml:space="preserve">Marco normativo.</w:t>
+      </w:r>
+      <w:r>
+        <w:t xml:space="preserve"> Rige la Ley Orgánica de Protección de Datos Personales (LOPDP) y, desde febrero de 2026, la norma de la Superintendencia sobre IA y datos personales (Resolución SPDP-SPD-2026-0009-R). El proyecto implementa medidas de seguridad, protección desde el diseño y decisión humana. Según nuestra lectura, el art. 21 de la LOPDP pide autorización expresa del titular o de su representante para tratar datos de menores, por lo que antes de un uso operativo LEMAS debe confirmar la base legal con su asesor, informar a las familias, hacer la evaluación de impacto y registrar el tratamiento. Esta lectura es de un equipo técnico y no reemplaza la asesoría jurídica.</w:t>
+      </w:r>
+    </w:p>
+    <w:p>
+      <w:pPr>
+        <w:spacing w:after="120"/>
+        <w:jc w:val="both"/>
+      </w:pPr>
+      <w:r>
+        <w:rPr>
+          <w:b/>
+          <w:bCs/>
+        </w:rPr>
         <w:t xml:space="preserve">Limitaciones éticas reconocidas:</w:t>
       </w:r>
       <w:r>
-        <w:t xml:space="preserve"> las familias no fueron consultadas (base: interés legítimo institucional con autorización); la equidad no puede afirmarse con pocos eventos por grupo; la regla refleja el pasado y debe revalidarse; no se midió el efecto causal del contacto; y la aplicación institucional muestra nombres a personal autorizado, por lo que su protección depende de que LEMAS limite quién usa el equipo y quién tiene la clave. El análisis completo está en docs/consideraciones_eticas.md.</w:t>
+        <w:t xml:space="preserve"> las familias aún no fueron informadas ni consultadas; la equidad no puede afirmarse con pocos eventos por grupo; la regla refleja el pasado y debe revalidarse; no se midió el efecto causal del contacto; el análisis académico se ejecutó en la nube con datos seudonimizados; y la aplicación institucional muestra nombres a personal autorizado, por lo que su protección depende de que LEMAS limite quién usa el equipo y quién tiene la clave. El análisis completo está en docs/consideraciones_eticas.md y el resumen en docs/ficha_modelo.md.</w:t>
       </w:r>
     </w:p>
     <w:p>
@@ -37420,6 +38119,86 @@
     </w:p>
     <w:p>
       <w:pPr>
+        <w:spacing w:after="80"/>
+        <w:ind w:left="567" w:hanging="567"/>
+      </w:pPr>
+      <w:r>
+        <w:rPr>
+          <w:sz w:val="19"/>
+          <w:szCs w:val="19"/>
+        </w:rPr>
+        <w:t xml:space="preserve">[36]	</w:t>
+      </w:r>
+      <w:r>
+        <w:rPr>
+          <w:sz w:val="19"/>
+          <w:szCs w:val="19"/>
+        </w:rPr>
+        <w:t xml:space="preserve">Superintendencia de Protección de Datos Personales del Ecuador, Resolución SPDP-SPD-2026-0009-R, Norma general para la garantía del derecho de protección de datos personales en el uso de sistemas de inteligencia artificial, 12 de febrero de 2026.</w:t>
+      </w:r>
+    </w:p>
+    <w:p>
+      <w:pPr>
+        <w:spacing w:after="80"/>
+        <w:ind w:left="567" w:hanging="567"/>
+      </w:pPr>
+      <w:r>
+        <w:rPr>
+          <w:sz w:val="19"/>
+          <w:szCs w:val="19"/>
+        </w:rPr>
+        <w:t xml:space="preserve">[37]	</w:t>
+      </w:r>
+      <w:r>
+        <w:rPr>
+          <w:sz w:val="19"/>
+          <w:szCs w:val="19"/>
+        </w:rPr>
+        <w:t xml:space="preserve">UNESCO, Recomendación sobre la ética de la inteligencia artificial, 2021.</w:t>
+      </w:r>
+    </w:p>
+    <w:p>
+      <w:pPr>
+        <w:spacing w:after="80"/>
+        <w:ind w:left="567" w:hanging="567"/>
+      </w:pPr>
+      <w:r>
+        <w:rPr>
+          <w:sz w:val="19"/>
+          <w:szCs w:val="19"/>
+        </w:rPr>
+        <w:t xml:space="preserve">[38]	</w:t>
+      </w:r>
+      <w:r>
+        <w:rPr>
+          <w:sz w:val="19"/>
+          <w:szCs w:val="19"/>
+        </w:rPr>
+        <w:t xml:space="preserve">National Institute of Standards and Technology, Artificial Intelligence Risk Management Framework (AI RMF 1.0), NIST AI 100-1, 2023, doi: 10.6028/NIST.AI.100-1.</w:t>
+      </w:r>
+    </w:p>
+    <w:p>
+      <w:pPr>
+        <w:spacing w:after="80"/>
+        <w:ind w:left="567" w:hanging="567"/>
+      </w:pPr>
+      <w:r>
+        <w:rPr>
+          <w:sz w:val="19"/>
+          <w:szCs w:val="19"/>
+        </w:rPr>
+        <w:t xml:space="preserve">[39]	</w:t>
+      </w:r>
+      <w:r>
+        <w:rPr>
+          <w:sz w:val="19"/>
+          <w:szCs w:val="19"/>
+        </w:rPr>
+        <w:t xml:space="preserve">J. C. Perdomo, T. Britton, M. Hardt y R. Abebe, “Difficult lessons on social prediction from Wisconsin public schools,” en Proc. ACM Conf. Fairness, Accountability, and Transparency (FAccT), 2025, doi: 10.1145/3715275.3732175.</w:t>
+      </w:r>
+    </w:p>
+    <w:p>
+      <w:pPr>
         <w:pStyle w:val="Heading1"/>
         <w:pageBreakBefore/>
       </w:pPr>
@@ -37448,7 +38227,7 @@
           <w:sz w:val="18"/>
           <w:szCs w:val="18"/>
         </w:rPr>
-        <w:t xml:space="preserve">Tabla 34. </w:t>
+        <w:t xml:space="preserve">Tabla 35. </w:t>
       </w:r>
       <w:r>
         <w:rPr>
@@ -38787,7 +39566,7 @@
           <w:sz w:val="18"/>
           <w:szCs w:val="18"/>
         </w:rPr>
-        <w:t xml:space="preserve">Tabla 35. </w:t>
+        <w:t xml:space="preserve">Tabla 36. </w:t>
       </w:r>
       <w:r>
         <w:rPr>
@@ -40116,7 +40895,7 @@
           <w:sz w:val="18"/>
           <w:szCs w:val="18"/>
         </w:rPr>
-        <w:t xml:space="preserve">Tabla 36. </w:t>
+        <w:t xml:space="preserve">Tabla 37. </w:t>
       </w:r>
       <w:r>
         <w:rPr>
@@ -40682,6 +41461,274 @@
                 <w:szCs w:val="18"/>
               </w:rPr>
               <w:t xml:space="preserve">Modo institucional sin Colab: Excel y clave en el mismo equipo, y lista con nombres</w:t>
+            </w:r>
+          </w:p>
+        </w:tc>
+      </w:tr>
+      <w:tr>
+        <w:trPr>
+          <w:cantSplit/>
+        </w:trPr>
+        <w:tc>
+          <w:tcPr>
+            <w:tcW w:type="dxa" w:w="1606"/>
+            <w:tcBorders>
+              <w:top w:val="single" w:color="BFBFBF" w:sz="4"/>
+              <w:left w:val="single" w:color="BFBFBF" w:sz="4"/>
+              <w:bottom w:val="single" w:color="BFBFBF" w:sz="4"/>
+              <w:right w:val="single" w:color="BFBFBF" w:sz="4"/>
+            </w:tcBorders>
+            <w:tcMar>
+              <w:top w:type="dxa" w:w="50"/>
+              <w:left w:type="dxa" w:w="90"/>
+              <w:bottom w:type="dxa" w:w="50"/>
+              <w:right w:type="dxa" w:w="90"/>
+            </w:tcMar>
+            <w:vAlign w:val="center"/>
+          </w:tcPr>
+          <w:p>
+            <w:pPr>
+              <w:spacing w:after="0"/>
+            </w:pPr>
+            <w:r>
+              <w:rPr>
+                <w:color w:val="000000"/>
+                <w:sz w:val="18"/>
+                <w:szCs w:val="18"/>
+              </w:rPr>
+              <w:t xml:space="preserve">D46</w:t>
+            </w:r>
+          </w:p>
+        </w:tc>
+        <w:tc>
+          <w:tcPr>
+            <w:tcW w:type="dxa" w:w="8032"/>
+            <w:tcBorders>
+              <w:top w:val="single" w:color="BFBFBF" w:sz="4"/>
+              <w:left w:val="single" w:color="BFBFBF" w:sz="4"/>
+              <w:bottom w:val="single" w:color="BFBFBF" w:sz="4"/>
+              <w:right w:val="single" w:color="BFBFBF" w:sz="4"/>
+            </w:tcBorders>
+            <w:tcMar>
+              <w:top w:type="dxa" w:w="50"/>
+              <w:left w:type="dxa" w:w="90"/>
+              <w:bottom w:type="dxa" w:w="50"/>
+              <w:right w:type="dxa" w:w="90"/>
+            </w:tcMar>
+            <w:vAlign w:val="center"/>
+          </w:tcPr>
+          <w:p>
+            <w:pPr>
+              <w:spacing w:after="0"/>
+            </w:pPr>
+            <w:r>
+              <w:rPr>
+                <w:color w:val="000000"/>
+                <w:sz w:val="18"/>
+                <w:szCs w:val="18"/>
+              </w:rPr>
+              <w:t xml:space="preserve">Diagnóstico de sobreajuste y subajuste con curvas de aprendizaje y seis estrategias</w:t>
+            </w:r>
+          </w:p>
+        </w:tc>
+      </w:tr>
+      <w:tr>
+        <w:trPr>
+          <w:cantSplit/>
+        </w:trPr>
+        <w:tc>
+          <w:tcPr>
+            <w:tcW w:type="dxa" w:w="1606"/>
+            <w:tcBorders>
+              <w:top w:val="single" w:color="BFBFBF" w:sz="4"/>
+              <w:left w:val="single" w:color="BFBFBF" w:sz="4"/>
+              <w:bottom w:val="single" w:color="BFBFBF" w:sz="4"/>
+              <w:right w:val="single" w:color="BFBFBF" w:sz="4"/>
+            </w:tcBorders>
+            <w:tcMar>
+              <w:top w:type="dxa" w:w="50"/>
+              <w:left w:type="dxa" w:w="90"/>
+              <w:bottom w:type="dxa" w:w="50"/>
+              <w:right w:type="dxa" w:w="90"/>
+            </w:tcMar>
+            <w:vAlign w:val="center"/>
+          </w:tcPr>
+          <w:p>
+            <w:pPr>
+              <w:spacing w:after="0"/>
+            </w:pPr>
+            <w:r>
+              <w:rPr>
+                <w:color w:val="000000"/>
+                <w:sz w:val="18"/>
+                <w:szCs w:val="18"/>
+              </w:rPr>
+              <w:t xml:space="preserve">D47</w:t>
+            </w:r>
+          </w:p>
+        </w:tc>
+        <w:tc>
+          <w:tcPr>
+            <w:tcW w:type="dxa" w:w="8032"/>
+            <w:tcBorders>
+              <w:top w:val="single" w:color="BFBFBF" w:sz="4"/>
+              <w:left w:val="single" w:color="BFBFBF" w:sz="4"/>
+              <w:bottom w:val="single" w:color="BFBFBF" w:sz="4"/>
+              <w:right w:val="single" w:color="BFBFBF" w:sz="4"/>
+            </w:tcBorders>
+            <w:tcMar>
+              <w:top w:type="dxa" w:w="50"/>
+              <w:left w:type="dxa" w:w="90"/>
+              <w:bottom w:type="dxa" w:w="50"/>
+              <w:right w:type="dxa" w:w="90"/>
+            </w:tcMar>
+            <w:vAlign w:val="center"/>
+          </w:tcPr>
+          <w:p>
+            <w:pPr>
+              <w:spacing w:after="0"/>
+            </w:pPr>
+            <w:r>
+              <w:rPr>
+                <w:color w:val="000000"/>
+                <w:sz w:val="18"/>
+                <w:szCs w:val="18"/>
+              </w:rPr>
+              <w:t xml:space="preserve">Reflexión ética ampliada: responsabilidad, mal uso, cumplimiento normativo y ficha del modelo</w:t>
+            </w:r>
+          </w:p>
+        </w:tc>
+      </w:tr>
+      <w:tr>
+        <w:trPr>
+          <w:cantSplit/>
+        </w:trPr>
+        <w:tc>
+          <w:tcPr>
+            <w:tcW w:type="dxa" w:w="1606"/>
+            <w:tcBorders>
+              <w:top w:val="single" w:color="BFBFBF" w:sz="4"/>
+              <w:left w:val="single" w:color="BFBFBF" w:sz="4"/>
+              <w:bottom w:val="single" w:color="BFBFBF" w:sz="4"/>
+              <w:right w:val="single" w:color="BFBFBF" w:sz="4"/>
+            </w:tcBorders>
+            <w:tcMar>
+              <w:top w:type="dxa" w:w="50"/>
+              <w:left w:type="dxa" w:w="90"/>
+              <w:bottom w:type="dxa" w:w="50"/>
+              <w:right w:type="dxa" w:w="90"/>
+            </w:tcMar>
+            <w:vAlign w:val="center"/>
+          </w:tcPr>
+          <w:p>
+            <w:pPr>
+              <w:spacing w:after="0"/>
+            </w:pPr>
+            <w:r>
+              <w:rPr>
+                <w:color w:val="000000"/>
+                <w:sz w:val="18"/>
+                <w:szCs w:val="18"/>
+              </w:rPr>
+              <w:t xml:space="preserve">D48</w:t>
+            </w:r>
+          </w:p>
+        </w:tc>
+        <w:tc>
+          <w:tcPr>
+            <w:tcW w:type="dxa" w:w="8032"/>
+            <w:tcBorders>
+              <w:top w:val="single" w:color="BFBFBF" w:sz="4"/>
+              <w:left w:val="single" w:color="BFBFBF" w:sz="4"/>
+              <w:bottom w:val="single" w:color="BFBFBF" w:sz="4"/>
+              <w:right w:val="single" w:color="BFBFBF" w:sz="4"/>
+            </w:tcBorders>
+            <w:tcMar>
+              <w:top w:type="dxa" w:w="50"/>
+              <w:left w:type="dxa" w:w="90"/>
+              <w:bottom w:type="dxa" w:w="50"/>
+              <w:right w:type="dxa" w:w="90"/>
+            </w:tcMar>
+            <w:vAlign w:val="center"/>
+          </w:tcPr>
+          <w:p>
+            <w:pPr>
+              <w:spacing w:after="0"/>
+            </w:pPr>
+            <w:r>
+              <w:rPr>
+                <w:color w:val="000000"/>
+                <w:sz w:val="18"/>
+                <w:szCs w:val="18"/>
+              </w:rPr>
+              <w:t xml:space="preserve">La aplicación usa el mismo desempate que la validación; supresión complementaria en la tabla de equidad</w:t>
+            </w:r>
+          </w:p>
+        </w:tc>
+      </w:tr>
+      <w:tr>
+        <w:trPr>
+          <w:cantSplit/>
+        </w:trPr>
+        <w:tc>
+          <w:tcPr>
+            <w:tcW w:type="dxa" w:w="1606"/>
+            <w:tcBorders>
+              <w:top w:val="single" w:color="BFBFBF" w:sz="4"/>
+              <w:left w:val="single" w:color="BFBFBF" w:sz="4"/>
+              <w:bottom w:val="single" w:color="BFBFBF" w:sz="4"/>
+              <w:right w:val="single" w:color="BFBFBF" w:sz="4"/>
+            </w:tcBorders>
+            <w:tcMar>
+              <w:top w:type="dxa" w:w="50"/>
+              <w:left w:type="dxa" w:w="90"/>
+              <w:bottom w:type="dxa" w:w="50"/>
+              <w:right w:type="dxa" w:w="90"/>
+            </w:tcMar>
+            <w:vAlign w:val="center"/>
+          </w:tcPr>
+          <w:p>
+            <w:pPr>
+              <w:spacing w:after="0"/>
+            </w:pPr>
+            <w:r>
+              <w:rPr>
+                <w:color w:val="000000"/>
+                <w:sz w:val="18"/>
+                <w:szCs w:val="18"/>
+              </w:rPr>
+              <w:t xml:space="preserve">D49</w:t>
+            </w:r>
+          </w:p>
+        </w:tc>
+        <w:tc>
+          <w:tcPr>
+            <w:tcW w:type="dxa" w:w="8032"/>
+            <w:tcBorders>
+              <w:top w:val="single" w:color="BFBFBF" w:sz="4"/>
+              <w:left w:val="single" w:color="BFBFBF" w:sz="4"/>
+              <w:bottom w:val="single" w:color="BFBFBF" w:sz="4"/>
+              <w:right w:val="single" w:color="BFBFBF" w:sz="4"/>
+            </w:tcBorders>
+            <w:tcMar>
+              <w:top w:type="dxa" w:w="50"/>
+              <w:left w:type="dxa" w:w="90"/>
+              <w:bottom w:type="dxa" w:w="50"/>
+              <w:right w:type="dxa" w:w="90"/>
+            </w:tcMar>
+            <w:vAlign w:val="center"/>
+          </w:tcPr>
+          <w:p>
+            <w:pPr>
+              <w:spacing w:after="0"/>
+            </w:pPr>
+            <w:r>
+              <w:rPr>
+                <w:color w:val="000000"/>
+                <w:sz w:val="18"/>
+                <w:szCs w:val="18"/>
+              </w:rPr>
+              <w:t xml:space="preserve">Las listas de contacto no muestran la probabilidad por familia</w:t>
             </w:r>
           </w:p>
         </w:tc>

--- a/docs/Documento_Tecnico_Prediccion_Matricula_v6.docx
+++ b/docs/Documento_Tecnico_Prediccion_Matricula_v6.docx
@@ -18763,10 +18763,20 @@
           <w:b/>
           <w:bCs/>
         </w:rPr>
-        <w:t xml:space="preserve">70 % de las familias que no se matricularon quedó fuera del top-k</w:t>
-      </w:r>
-      <w:r>
-        <w:t xml:space="preserve"> (Recall@k = 0,30). La regla solo puede adelantar a familias con señales administrativas; quienes pagaron a tiempo, reservaron en periodo ordinario y no tuvieron atrasos quedan necesariamente al final de la lista. Los motivos de esas familias (cambio de domicilio, traslado a otro colegio, decisiones familiares) no están en los datos, por lo que ningún modelo con estas variables puede anticiparlos. Esta es la principal limitación del sistema y orienta el trabajo futuro hacia nuevas fuentes de información (interacción con Secretaría, encuestas de satisfacción).</w:t>
+        <w:t xml:space="preserve">70 % de las familias que no pagaron en plazo quedó fuera de la lista</w:t>
+      </w:r>
+      <w:r>
+        <w:t xml:space="preserve">: se encontraron 22 de 74 (Recall@k = 0,30). La lista tenía 165 cupos, más que casos, de modo que un orden perfecto las habría encontrado a todas: </w:t>
+      </w:r>
+      <w:r>
+        <w:rPr>
+          <w:b/>
+          <w:bCs/>
+        </w:rPr>
+        <w:t xml:space="preserve">el límite es de señal, no de capacidad</w:t>
+      </w:r>
+      <w:r>
+        <w:t xml:space="preserve">. La regla solo puede adelantar a familias con señales administrativas; quienes pagaron a tiempo, reservaron en periodo ordinario y no tuvieron atrasos quedan al final. No tenemos datos de los motivos de esas familias. Hay tres críticas al diseño que dejamos planteadas: el evento mezcla a quien paga unos días tarde con quien no vuelve; k fue una decisión y no una medida de la capacidad real; y la lista es una foto del 20 de febrero que no aprovecha la señal de quién sigue sin pagar. El cuaderno 06_alcance_lista las analiza de forma descriptiva y sin usar C5 (docs/alcance_lista.md). Esta es la principal limitación del sistema y orienta el trabajo futuro hacia nuevas fuentes de información y hacia una lista que se actualice durante la campaña.</w:t>
       </w:r>
     </w:p>
     <w:p>
@@ -21257,7 +21267,7 @@
                 <w:sz w:val="18"/>
                 <w:szCs w:val="18"/>
               </w:rPr>
-              <w:t xml:space="preserve">notebooks/00a–05</w:t>
+              <w:t xml:space="preserve">src/alcance.py</w:t>
             </w:r>
           </w:p>
         </w:tc>
@@ -21288,7 +21298,7 @@
                 <w:sz w:val="18"/>
                 <w:szCs w:val="18"/>
               </w:rPr>
-              <w:t xml:space="preserve">Flujo reproducible en Google Colab</w:t>
+              <w:t xml:space="preserve">Análisis descriptivo del alcance de la lista: desglose del evento, alcance según k y lista semanal</w:t>
             </w:r>
           </w:p>
         </w:tc>
@@ -21324,7 +21334,74 @@
                 <w:sz w:val="18"/>
                 <w:szCs w:val="18"/>
               </w:rPr>
-              <w:t xml:space="preserve">tests/ (138 pruebas) · GitHub Actions</w:t>
+              <w:t xml:space="preserve">notebooks/00a–05</w:t>
+            </w:r>
+          </w:p>
+        </w:tc>
+        <w:tc>
+          <w:tcPr>
+            <w:tcW w:type="dxa" w:w="6647"/>
+            <w:tcBorders>
+              <w:top w:val="single" w:color="BFBFBF" w:sz="4"/>
+              <w:left w:val="single" w:color="BFBFBF" w:sz="4"/>
+              <w:bottom w:val="single" w:color="BFBFBF" w:sz="4"/>
+              <w:right w:val="single" w:color="BFBFBF" w:sz="4"/>
+            </w:tcBorders>
+            <w:tcMar>
+              <w:top w:type="dxa" w:w="50"/>
+              <w:left w:type="dxa" w:w="90"/>
+              <w:bottom w:type="dxa" w:w="50"/>
+              <w:right w:type="dxa" w:w="90"/>
+            </w:tcMar>
+            <w:vAlign w:val="center"/>
+          </w:tcPr>
+          <w:p>
+            <w:pPr>
+              <w:spacing w:after="0"/>
+            </w:pPr>
+            <w:r>
+              <w:rPr>
+                <w:color w:val="000000"/>
+                <w:sz w:val="18"/>
+                <w:szCs w:val="18"/>
+              </w:rPr>
+              <w:t xml:space="preserve">Flujo reproducible en Google Colab</w:t>
+            </w:r>
+          </w:p>
+        </w:tc>
+      </w:tr>
+      <w:tr>
+        <w:trPr>
+          <w:cantSplit/>
+        </w:trPr>
+        <w:tc>
+          <w:tcPr>
+            <w:tcW w:type="dxa" w:w="2991"/>
+            <w:tcBorders>
+              <w:top w:val="single" w:color="BFBFBF" w:sz="4"/>
+              <w:left w:val="single" w:color="BFBFBF" w:sz="4"/>
+              <w:bottom w:val="single" w:color="BFBFBF" w:sz="4"/>
+              <w:right w:val="single" w:color="BFBFBF" w:sz="4"/>
+            </w:tcBorders>
+            <w:tcMar>
+              <w:top w:type="dxa" w:w="50"/>
+              <w:left w:type="dxa" w:w="90"/>
+              <w:bottom w:type="dxa" w:w="50"/>
+              <w:right w:type="dxa" w:w="90"/>
+            </w:tcMar>
+            <w:vAlign w:val="center"/>
+          </w:tcPr>
+          <w:p>
+            <w:pPr>
+              <w:spacing w:after="0"/>
+            </w:pPr>
+            <w:r>
+              <w:rPr>
+                <w:color w:val="000000"/>
+                <w:sz w:val="18"/>
+                <w:szCs w:val="18"/>
+              </w:rPr>
+              <w:t xml:space="preserve">tests/ (162 pruebas) · GitHub Actions</w:t>
             </w:r>
           </w:p>
         </w:tc>
@@ -34703,7 +34780,7 @@
         <w:t xml:space="preserve">Dependencias:</w:t>
       </w:r>
       <w:r>
-        <w:t xml:space="preserve"> H3 depende de la autorización; H5 de H3–H4; H6 de las líneas base; H7 de la selección. Los días 23 y 24 de octubre son contingencia antes de H8. Cada hito se aprueba en la revisión indicada y se registra en el log de decisiones (D01–D49).</w:t>
+        <w:t xml:space="preserve"> H3 depende de la autorización; H5 de H3–H4; H6 de las líneas base; H7 de la selección. Los días 23 y 24 de octubre son contingencia antes de H8. Cada hito se aprueba en la revisión indicada y se registra en el log de decisiones (D01–D50).</w:t>
       </w:r>
     </w:p>
     <w:p>
@@ -36969,7 +37046,7 @@
                 <w:sz w:val="18"/>
                 <w:szCs w:val="18"/>
               </w:rPr>
-              <w:t xml:space="preserve">Decisiones D01–D49, código, pruebas y sistema congelado</w:t>
+              <w:t xml:space="preserve">Decisiones D01–D50, código, pruebas y sistema congelado</w:t>
             </w:r>
           </w:p>
         </w:tc>
@@ -41729,6 +41806,73 @@
                 <w:szCs w:val="18"/>
               </w:rPr>
               <w:t xml:space="preserve">Las listas de contacto no muestran la probabilidad por familia</w:t>
+            </w:r>
+          </w:p>
+        </w:tc>
+      </w:tr>
+      <w:tr>
+        <w:trPr>
+          <w:cantSplit/>
+        </w:trPr>
+        <w:tc>
+          <w:tcPr>
+            <w:tcW w:type="dxa" w:w="1606"/>
+            <w:tcBorders>
+              <w:top w:val="single" w:color="BFBFBF" w:sz="4"/>
+              <w:left w:val="single" w:color="BFBFBF" w:sz="4"/>
+              <w:bottom w:val="single" w:color="BFBFBF" w:sz="4"/>
+              <w:right w:val="single" w:color="BFBFBF" w:sz="4"/>
+            </w:tcBorders>
+            <w:tcMar>
+              <w:top w:type="dxa" w:w="50"/>
+              <w:left w:type="dxa" w:w="90"/>
+              <w:bottom w:type="dxa" w:w="50"/>
+              <w:right w:type="dxa" w:w="90"/>
+            </w:tcMar>
+            <w:vAlign w:val="center"/>
+          </w:tcPr>
+          <w:p>
+            <w:pPr>
+              <w:spacing w:after="0"/>
+            </w:pPr>
+            <w:r>
+              <w:rPr>
+                <w:color w:val="000000"/>
+                <w:sz w:val="18"/>
+                <w:szCs w:val="18"/>
+              </w:rPr>
+              <w:t xml:space="preserve">D50</w:t>
+            </w:r>
+          </w:p>
+        </w:tc>
+        <w:tc>
+          <w:tcPr>
+            <w:tcW w:type="dxa" w:w="8032"/>
+            <w:tcBorders>
+              <w:top w:val="single" w:color="BFBFBF" w:sz="4"/>
+              <w:left w:val="single" w:color="BFBFBF" w:sz="4"/>
+              <w:bottom w:val="single" w:color="BFBFBF" w:sz="4"/>
+              <w:right w:val="single" w:color="BFBFBF" w:sz="4"/>
+            </w:tcBorders>
+            <w:tcMar>
+              <w:top w:type="dxa" w:w="50"/>
+              <w:left w:type="dxa" w:w="90"/>
+              <w:bottom w:type="dxa" w:w="50"/>
+              <w:right w:type="dxa" w:w="90"/>
+            </w:tcMar>
+            <w:vAlign w:val="center"/>
+          </w:tcPr>
+          <w:p>
+            <w:pPr>
+              <w:spacing w:after="0"/>
+            </w:pPr>
+            <w:r>
+              <w:rPr>
+                <w:color w:val="000000"/>
+                <w:sz w:val="18"/>
+                <w:szCs w:val="18"/>
+              </w:rPr>
+              <w:t xml:space="preserve">Análisis descriptivo del alcance de la lista: el 70 % restante es un límite de señal, no de capacidad</w:t>
             </w:r>
           </w:p>
         </w:tc>

--- a/docs/Documento_Tecnico_Prediccion_Matricula_v6.docx
+++ b/docs/Documento_Tecnico_Prediccion_Matricula_v6.docx
@@ -977,6 +977,22 @@
       </w:r>
       <w:r>
         <w:t xml:space="preserve"> la regla y para medir su incertidumbre.</w:t>
+      </w:r>
+    </w:p>
+    <w:p>
+      <w:pPr>
+        <w:spacing w:after="120"/>
+        <w:jc w:val="both"/>
+      </w:pPr>
+      <w:r>
+        <w:rPr>
+          <w:b/>
+          <w:bCs/>
+        </w:rPr>
+        <w:t xml:space="preserve">Límite principal.</w:t>
+      </w:r>
+      <w:r>
+        <w:t xml:space="preserve"> La lista encuentra cerca del 30 % de las familias que no se matriculan y deja fuera al 70 %. Tenía más cupos (165) que casos (74), así que el límite es de señal: el 20 de febrero los datos no distinguen a la mayoría. En las otras cohortes el Lift de la regla fue menor (1,38 a 1,93), y en C4 depende del sorteo entre familias con el mismo puntaje (1,53 a 1,99). Un análisis descriptivo con C2 a C4 indica que la mejora está en una segunda etapa a mitad de campaña, con las familias que siguen sin pagar; la aplicación ya produce ese listado, pero la estrategia no está validada.</w:t>
       </w:r>
     </w:p>
     <w:p>
@@ -12918,7 +12934,7 @@
         <w:spacing w:after="60"/>
       </w:pPr>
       <w:r>
-        <w:t xml:space="preserve">Procesamiento solo en Colab autorizado; los resultados se publican agregados y con supresión de celdas menores a cinco; la reidentificación la realiza únicamente el custodio.</w:t>
+        <w:t xml:space="preserve">El análisis académico se hizo en Colab autorizado, con la base seudonimizada. El uso operativo ocurre en un equipo de LEMAS (modo institucional), donde los nombres solo los ve el custodio o el personal autorizado. Los resultados se publican agregados y con supresión de celdas menores a cinco.</w:t>
       </w:r>
     </w:p>
     <w:p>
@@ -17283,7 +17299,7 @@
                 <w:sz w:val="18"/>
                 <w:szCs w:val="18"/>
               </w:rPr>
-              <w:t xml:space="preserve">Estable (brecha 0,000)</w:t>
+              <w:t xml:space="preserve">Sin brecha, pero subajuste (1,41 veces el azar)</w:t>
             </w:r>
           </w:p>
         </w:tc>
@@ -17474,7 +17490,7 @@
                 <w:sz w:val="18"/>
                 <w:szCs w:val="18"/>
               </w:rPr>
-              <w:t xml:space="preserve">Subajuste</w:t>
+              <w:t xml:space="preserve">Subajuste (1,28 veces el azar)</w:t>
             </w:r>
           </w:p>
         </w:tc>
@@ -17665,7 +17681,7 @@
                 <w:sz w:val="18"/>
                 <w:szCs w:val="18"/>
               </w:rPr>
-              <w:t xml:space="preserve">Sobreajuste (brecha 0,14)</w:t>
+              <w:t xml:space="preserve">Sobreajuste (brecha 0,14; 58 % relativa)</w:t>
             </w:r>
           </w:p>
         </w:tc>
@@ -17703,6 +17719,38 @@
       </w:r>
       <w:r>
         <w:t xml:space="preserve"> (decisión D40); la logística híbrida calibrada se conserva para probabilidades y proyección.</w:t>
+      </w:r>
+    </w:p>
+    <w:p>
+      <w:pPr>
+        <w:spacing w:after="120"/>
+        <w:jc w:val="both"/>
+      </w:pPr>
+      <w:r>
+        <w:rPr>
+          <w:b/>
+          <w:bCs/>
+        </w:rPr>
+        <w:t xml:space="preserve">Diagnóstico de ajuste (semana 3).</w:t>
+      </w:r>
+      <w:r>
+        <w:t xml:space="preserve"> Con curvas de aprendizaje y dos reglas fijadas antes de ejecutar (sobreajuste si la PR-AUC pierde más del 30 % entre entrenamiento y C4; subajuste si, sin esa brecha, no llega a 1,5 veces el azar), el gradient boosting sobreajusta y las dos regresiones logísticas subajustan. Probamos seis estrategias con comparación antes y después: ninguna cambió el diagnóstico de su modelo y solo la ingeniería de variables mejoró la validación (PR-AUC de 0,113 a 0,125; Lift@k de 1,40 a 1,53). El detalle está en docs/diagnostic_report.pdf y en el cuaderno overfitting_analysis.</w:t>
+      </w:r>
+    </w:p>
+    <w:p>
+      <w:pPr>
+        <w:spacing w:after="120"/>
+        <w:jc w:val="both"/>
+      </w:pPr>
+      <w:r>
+        <w:rPr>
+          <w:b/>
+          <w:bCs/>
+        </w:rPr>
+        <w:t xml:space="preserve">Una advertencia sobre el 1,93.</w:t>
+      </w:r>
+      <w:r>
+        <w:t xml:space="preserve"> Muchas familias tienen el mismo puntaje D2 y el corte de la lista cae entre ellas; el orden entre empatadas sale de un sorteo de semilla fija. Al repetir ese sorteo cien veces (análisis posterior, D50), el Lift@k de D2 en C4 va de 1,53 a 1,99. La ventaja de D2 sobre la logística híbrida en C4 es menos firme de lo que sugiere una sola cifra. Lo que sostiene la decisión es la prueba única en C5.</w:t>
       </w:r>
     </w:p>
     <w:p>
@@ -18740,7 +18788,7 @@
         <w:t xml:space="preserve">Dónde funciona.</w:t>
       </w:r>
       <w:r>
-        <w:t xml:space="preserve"> D2 concentra los casos cuando la familia ya mostró señales administrativas: en C5, de las 165 familias seleccionadas, alrededor de una de cada siete no se matriculó (Precision@k = 0,133), frente a una de cada catorce en el conjunto (q = 0,068). El rendimiento es especialmente alto en Preparatoria (Precision@k = 0,38; Recall@k = 0,42), donde las transiciones tempranas combinan riesgo y señales de pago.</w:t>
+        <w:t xml:space="preserve"> D2 concentra los casos cuando la familia ya mostró señales administrativas: en C5, de las 165 familias seleccionadas, alrededor de una de cada siete no se matriculó (Precision@k = 0,133), frente a una de cada catorce en el conjunto (q = 0,068). En Preparatoria el resultado es más alto (Precision@k = 0,38; Recall@k = 0,42), pero con 12 eventos esa cifra es incierta.</w:t>
       </w:r>
     </w:p>
     <w:p>
@@ -18776,7 +18824,7 @@
         <w:t xml:space="preserve">el límite es de señal, no de capacidad</w:t>
       </w:r>
       <w:r>
-        <w:t xml:space="preserve">. La regla solo puede adelantar a familias con señales administrativas; quienes pagaron a tiempo, reservaron en periodo ordinario y no tuvieron atrasos quedan al final. No tenemos datos de los motivos de esas familias. Hay tres críticas al diseño que dejamos planteadas: el evento mezcla a quien paga unos días tarde con quien no vuelve; k fue una decisión y no una medida de la capacidad real; y la lista es una foto del 20 de febrero que no aprovecha la señal de quién sigue sin pagar. El cuaderno 06_alcance_lista las analiza de forma descriptiva y sin usar C5 (docs/alcance_lista.md). Esta es la principal limitación del sistema y orienta el trabajo futuro hacia nuevas fuentes de información y hacia una lista que se actualice durante la campaña.</w:t>
+        <w:t xml:space="preserve">. La regla solo puede adelantar a familias con señales administrativas; quienes pagaron a tiempo, reservaron en periodo ordinario y no tuvieron atrasos quedan al final. No tenemos datos de los motivos de esas familias. Hay tres críticas al diseño que dejamos planteadas: el evento mezcla a quien paga unos días tarde con quien no vuelve; k fue una decisión y no una medida de la capacidad real; y la lista es una foto del 20 de febrero que no aprovecha la señal de quién sigue sin pagar. El cuaderno 06_alcance_lista las analiza de forma descriptiva con C2 a C4, sin usar C5 (docs/alcance_lista.md). Tres resultados: la regla añade entre 9 y 12 puntos de recall sobre el azar con cualquier tamaño de lista, y su Lift va de 1,38 a 1,93 según la cohorte; el 77 % de las familias paga en las primeras cuatro semanas, y hacia el día 35 quedan unas 200 pendientes por año, de las que el 44 % son casos; y desde la cuarta semana la regla no ordena mejor que el azar entre las familias pendientes. Esta es la principal limitación del sistema. Orienta el trabajo futuro hacia una campaña en dos etapas: la lista D2 al inicio y, cuatro o cinco semanas después, todas las familias que siguen sin pagar. La aplicación ya lista a esas familias a una fecha de corte (pestaña Seguimiento, D51); la estrategia debe probarse en 2027 con un grupo de comparación.</w:t>
       </w:r>
     </w:p>
     <w:p>
@@ -21334,7 +21382,7 @@
                 <w:sz w:val="18"/>
                 <w:szCs w:val="18"/>
               </w:rPr>
-              <w:t xml:space="preserve">notebooks/00a–05</w:t>
+              <w:t xml:space="preserve">notebooks/00a–06 y overfitting_analysis</w:t>
             </w:r>
           </w:p>
         </w:tc>
@@ -21401,7 +21449,7 @@
                 <w:sz w:val="18"/>
                 <w:szCs w:val="18"/>
               </w:rPr>
-              <w:t xml:space="preserve">tests/ (162 pruebas) · GitHub Actions</w:t>
+              <w:t xml:space="preserve">tests/ (175 pruebas) · GitHub Actions</w:t>
             </w:r>
           </w:p>
         </w:tc>
@@ -21496,6 +21544,25 @@
         <w:jc w:val="both"/>
       </w:pPr>
       <w:r>
+        <w:t xml:space="preserve">La pestaña </w:t>
+      </w:r>
+      <w:r>
+        <w:rPr>
+          <w:b/>
+          <w:bCs/>
+        </w:rPr>
+        <w:t xml:space="preserve">Seguimiento</w:t>
+      </w:r>
+      <w:r>
+        <w:t xml:space="preserve"> (D51) sirve para la segunda etapa de la campaña: con una fecha de corte entre el 20 de febrero y el 30 de abril, lista a todas las familias de la población inicial que no registran el pago de la matrícula hasta ese día y marca cuáles estaban en la lista del 20 de febrero. Es un listado de pagos, no una predicción: no usa la regla para decidir quién entra, ni el modelo, ni k. Si el archivo no trae pagos del ciclo siguiente, la aplicación avisa y no muestra nada. En el modo institucional da los nombres con la misma confirmación que la lista inicial.</w:t>
+      </w:r>
+    </w:p>
+    <w:p>
+      <w:pPr>
+        <w:spacing w:after="120"/>
+        <w:jc w:val="both"/>
+      </w:pPr>
+      <w:r>
         <w:t xml:space="preserve">Para que el personal de LEMAS no dependa de Colab ni de la línea de comandos, el modo institucional recibe el </w:t>
       </w:r>
       <w:r>
@@ -21517,6 +21584,22 @@
       </w:r>
       <w:r>
         <w:t xml:space="preserve"> para Secretaría. La clave se sube en cada uso y no se guarda; la aplicación muestra su huella para comprobar que es la misma de siempre. Estas funciones no existen en la versión pública (D45).</w:t>
+      </w:r>
+    </w:p>
+    <w:p>
+      <w:pPr>
+        <w:spacing w:after="120"/>
+        <w:jc w:val="both"/>
+      </w:pPr>
+      <w:r>
+        <w:rPr>
+          <w:b/>
+          <w:bCs/>
+        </w:rPr>
+        <w:t xml:space="preserve">Un fallo en producción y su corrección.</w:t>
+      </w:r>
+      <w:r>
+        <w:t xml:space="preserve"> El 3 de octubre la versión pública mostró un error (TypeError en lista_contactos) después de una actualización: Streamlit ejecutó el app.py nuevo con un módulo de src/ antiguo que seguía en memoria. Se resolvió reiniciando la aplicación. Desde entonces app.py compara en cada ejecución la fecha de los archivos de src/ y tools/ con la de los módulos cargados y, si cambiaron, los importa de nuevo; una prueba automática reproduce el fallo.</w:t>
       </w:r>
     </w:p>
     <w:p>
@@ -21527,7 +21610,7 @@
       <w:r>
         <w:drawing>
           <wp:inline distT="0" distB="0" distL="0" distR="0">
-            <wp:extent cx="5400675" cy="3857625"/>
+            <wp:extent cx="5400675" cy="3859682"/>
             <wp:effectExtent t="0" r="0" b="0" l="0"/>
             <wp:docPr id="1" name="fig13" descr="Aplicación en modo demo: lista de familias a contactar (datos sintéticos)." title="Aplicación en modo demo: lista de familias a contactar (datos sintéticos)."/>
             <wp:cNvGraphicFramePr>
@@ -21552,7 +21635,7 @@
                   <pic:spPr bwMode="auto">
                     <a:xfrm>
                       <a:off x="0" y="0"/>
-                      <a:ext cx="5400675" cy="3857625"/>
+                      <a:ext cx="5400675" cy="3859682"/>
                     </a:xfrm>
                     <a:prstGeom prst="rect">
                       <a:avLst/>
@@ -22134,6 +22217,104 @@
                 <w:szCs w:val="18"/>
               </w:rPr>
               <w:t xml:space="preserve">Secretaría</w:t>
+            </w:r>
+          </w:p>
+        </w:tc>
+      </w:tr>
+      <w:tr>
+        <w:trPr>
+          <w:cantSplit/>
+        </w:trPr>
+        <w:tc>
+          <w:tcPr>
+            <w:tcW w:type="dxa" w:w="1807"/>
+            <w:tcBorders>
+              <w:top w:val="single" w:color="BFBFBF" w:sz="4"/>
+              <w:left w:val="single" w:color="BFBFBF" w:sz="4"/>
+              <w:bottom w:val="single" w:color="BFBFBF" w:sz="4"/>
+              <w:right w:val="single" w:color="BFBFBF" w:sz="4"/>
+            </w:tcBorders>
+            <w:tcMar>
+              <w:top w:type="dxa" w:w="50"/>
+              <w:left w:type="dxa" w:w="90"/>
+              <w:bottom w:type="dxa" w:w="50"/>
+              <w:right w:type="dxa" w:w="90"/>
+            </w:tcMar>
+            <w:vAlign w:val="center"/>
+          </w:tcPr>
+          <w:p>
+            <w:pPr>
+              <w:spacing w:after="0"/>
+            </w:pPr>
+            <w:r>
+              <w:rPr>
+                <w:color w:val="000000"/>
+                <w:sz w:val="18"/>
+                <w:szCs w:val="18"/>
+              </w:rPr>
+              <w:t xml:space="preserve">Hacia el 20–27 de marzo (propuesta para 2027)</w:t>
+            </w:r>
+          </w:p>
+        </w:tc>
+        <w:tc>
+          <w:tcPr>
+            <w:tcW w:type="dxa" w:w="5421"/>
+            <w:tcBorders>
+              <w:top w:val="single" w:color="BFBFBF" w:sz="4"/>
+              <w:left w:val="single" w:color="BFBFBF" w:sz="4"/>
+              <w:bottom w:val="single" w:color="BFBFBF" w:sz="4"/>
+              <w:right w:val="single" w:color="BFBFBF" w:sz="4"/>
+            </w:tcBorders>
+            <w:tcMar>
+              <w:top w:type="dxa" w:w="50"/>
+              <w:left w:type="dxa" w:w="90"/>
+              <w:bottom w:type="dxa" w:w="50"/>
+              <w:right w:type="dxa" w:w="90"/>
+            </w:tcMar>
+            <w:vAlign w:val="center"/>
+          </w:tcPr>
+          <w:p>
+            <w:pPr>
+              <w:spacing w:after="0"/>
+            </w:pPr>
+            <w:r>
+              <w:rPr>
+                <w:color w:val="000000"/>
+                <w:sz w:val="18"/>
+                <w:szCs w:val="18"/>
+              </w:rPr>
+              <w:t xml:space="preserve">Exportar de nuevo el Excel y listar en Seguimiento a las familias que siguen sin pagar</w:t>
+            </w:r>
+          </w:p>
+        </w:tc>
+        <w:tc>
+          <w:tcPr>
+            <w:tcW w:type="dxa" w:w="2410"/>
+            <w:tcBorders>
+              <w:top w:val="single" w:color="BFBFBF" w:sz="4"/>
+              <w:left w:val="single" w:color="BFBFBF" w:sz="4"/>
+              <w:bottom w:val="single" w:color="BFBFBF" w:sz="4"/>
+              <w:right w:val="single" w:color="BFBFBF" w:sz="4"/>
+            </w:tcBorders>
+            <w:tcMar>
+              <w:top w:type="dxa" w:w="50"/>
+              <w:left w:type="dxa" w:w="90"/>
+              <w:bottom w:type="dxa" w:w="50"/>
+              <w:right w:type="dxa" w:w="90"/>
+            </w:tcMar>
+            <w:vAlign w:val="center"/>
+          </w:tcPr>
+          <w:p>
+            <w:pPr>
+              <w:spacing w:after="0"/>
+            </w:pPr>
+            <w:r>
+              <w:rPr>
+                <w:color w:val="000000"/>
+                <w:sz w:val="18"/>
+                <w:szCs w:val="18"/>
+              </w:rPr>
+              <w:t xml:space="preserve">Admisiones y custodio</w:t>
             </w:r>
           </w:p>
         </w:tc>
@@ -34780,7 +34961,7 @@
         <w:t xml:space="preserve">Dependencias:</w:t>
       </w:r>
       <w:r>
-        <w:t xml:space="preserve"> H3 depende de la autorización; H5 de H3–H4; H6 de las líneas base; H7 de la selección. Los días 23 y 24 de octubre son contingencia antes de H8. Cada hito se aprueba en la revisión indicada y se registra en el log de decisiones (D01–D50).</w:t>
+        <w:t xml:space="preserve"> H3 depende de la autorización; H5 de H3–H4; H6 de las líneas base; H7 de la selección. Los días 23 y 24 de octubre son contingencia antes de H8. Cada hito se aprueba en la revisión indicada y se registra en el log de decisiones (D01–D51).</w:t>
       </w:r>
     </w:p>
     <w:p>
@@ -37046,7 +37227,7 @@
                 <w:sz w:val="18"/>
                 <w:szCs w:val="18"/>
               </w:rPr>
-              <w:t xml:space="preserve">Decisiones D01–D50, código, pruebas y sistema congelado</w:t>
+              <w:t xml:space="preserve">Decisiones D01–D51, código, pruebas y sistema congelado</w:t>
             </w:r>
           </w:p>
         </w:tc>
@@ -37364,7 +37545,7 @@
         <w:t xml:space="preserve">Mal uso.</w:t>
       </w:r>
       <w:r>
-        <w:t xml:space="preserve"> La misma lista podría servir para cobrar, negar cupos o perfilar familias. Las salvaguardas son que no incluye montos, que los nombres solo aparecen en un equipo de LEMAS, que esos usos están prohibidos por escrito y que Dirección revisa el sistema cada año. La Ley de IA de la Unión Europea considera de alto riesgo los sistemas que deciden admisiones; este sistema no decide.</w:t>
+        <w:t xml:space="preserve"> La misma lista podría servir para cobrar, negar cupos o perfilar familias. Las salvaguardas son que no incluye montos, que los nombres solo aparecen en un equipo de LEMAS, que esos usos están prohibidos por escrito y que Dirección revisa el sistema cada año. El listado de seguimiento, que reúne a las familias que siguen sin pagar, se parece todavía más a una lista de cobranza: esas familias están dentro del plazo, no en mora, y rigen el mismo uso prohibido y el mismo protocolo de apoyo. La Ley de IA de la Unión Europea considera de alto riesgo los sistemas que deciden admisiones; este sistema no decide.</w:t>
       </w:r>
     </w:p>
     <w:p>
@@ -37471,6 +37652,19 @@
     </w:p>
     <w:p>
       <w:pPr>
+        <w:pStyle w:val="ListParagraph"/>
+        <w:numPr>
+          <w:ilvl w:val="0"/>
+          <w:numId w:val="4"/>
+        </w:numPr>
+        <w:spacing w:after="60"/>
+      </w:pPr>
+      <w:r>
+        <w:t xml:space="preserve">La lista alcanza al 30 % de los casos y su Lift en las otras cohortes fue de 1,38 a 1,93. El límite es de señal al 20 de febrero, no de capacidad ni de modelo. Unas semanas después, saber quién sigue sin pagar dice más que la regla.</w:t>
+      </w:r>
+    </w:p>
+    <w:p>
+      <w:pPr>
         <w:spacing w:after="120"/>
         <w:jc w:val="both"/>
       </w:pPr>
@@ -37482,7 +37676,7 @@
         <w:t xml:space="preserve">Trabajo futuro:</w:t>
       </w:r>
       <w:r>
-        <w:t xml:space="preserve"> validar con usuarios (Anexo E), revalidar cada mayo con la cohorte nueva, incorporar variables con más señal (interacción con Secretaría, puntualidad mensual) y medir el efecto causal del contacto con un piloto controlado.</w:t>
+        <w:t xml:space="preserve"> validar con usuarios (Anexo E), revalidar cada mayo con la cohorte nueva, incorporar variables con más señal (interacción con Secretaría, puntualidad mensual), probar en 2027 la campaña en dos etapas (lista D2 al inicio y, a mitad de campaña, todas las familias que siguen sin pagar, que la aplicación ya lista), informar el Lift como promedio de varios sorteos y medir el efecto causal del contacto con un grupo de comparación.</w:t>
       </w:r>
     </w:p>
     <w:p>
@@ -41877,6 +42071,73 @@
           </w:p>
         </w:tc>
       </w:tr>
+      <w:tr>
+        <w:trPr>
+          <w:cantSplit/>
+        </w:trPr>
+        <w:tc>
+          <w:tcPr>
+            <w:tcW w:type="dxa" w:w="1606"/>
+            <w:tcBorders>
+              <w:top w:val="single" w:color="BFBFBF" w:sz="4"/>
+              <w:left w:val="single" w:color="BFBFBF" w:sz="4"/>
+              <w:bottom w:val="single" w:color="BFBFBF" w:sz="4"/>
+              <w:right w:val="single" w:color="BFBFBF" w:sz="4"/>
+            </w:tcBorders>
+            <w:tcMar>
+              <w:top w:type="dxa" w:w="50"/>
+              <w:left w:type="dxa" w:w="90"/>
+              <w:bottom w:type="dxa" w:w="50"/>
+              <w:right w:type="dxa" w:w="90"/>
+            </w:tcMar>
+            <w:vAlign w:val="center"/>
+          </w:tcPr>
+          <w:p>
+            <w:pPr>
+              <w:spacing w:after="0"/>
+            </w:pPr>
+            <w:r>
+              <w:rPr>
+                <w:color w:val="000000"/>
+                <w:sz w:val="18"/>
+                <w:szCs w:val="18"/>
+              </w:rPr>
+              <w:t xml:space="preserve">D51</w:t>
+            </w:r>
+          </w:p>
+        </w:tc>
+        <w:tc>
+          <w:tcPr>
+            <w:tcW w:type="dxa" w:w="8032"/>
+            <w:tcBorders>
+              <w:top w:val="single" w:color="BFBFBF" w:sz="4"/>
+              <w:left w:val="single" w:color="BFBFBF" w:sz="4"/>
+              <w:bottom w:val="single" w:color="BFBFBF" w:sz="4"/>
+              <w:right w:val="single" w:color="BFBFBF" w:sz="4"/>
+            </w:tcBorders>
+            <w:tcMar>
+              <w:top w:type="dxa" w:w="50"/>
+              <w:left w:type="dxa" w:w="90"/>
+              <w:bottom w:type="dxa" w:w="50"/>
+              <w:right w:type="dxa" w:w="90"/>
+            </w:tcMar>
+            <w:vAlign w:val="center"/>
+          </w:tcPr>
+          <w:p>
+            <w:pPr>
+              <w:spacing w:after="0"/>
+            </w:pPr>
+            <w:r>
+              <w:rPr>
+                <w:color w:val="000000"/>
+                <w:sz w:val="18"/>
+                <w:szCs w:val="18"/>
+              </w:rPr>
+              <w:t xml:space="preserve">Pestaña Seguimiento (familias que siguen sin pagar a una fecha de corte) y recarga del código tras una actualización</w:t>
+            </w:r>
+          </w:p>
+        </w:tc>
+      </w:tr>
     </w:tbl>
     <w:p>
       <w:pPr>
@@ -41927,7 +42188,7 @@
         <w:spacing w:after="60"/>
       </w:pPr>
       <w:r>
-        <w:t xml:space="preserve">Documentación: carpeta docs/ del repositorio (planificación, datos, arquitectura, optimización, modelado, ética y manual).</w:t>
+        <w:t xml:space="preserve">Documentación: carpeta docs/ del repositorio (planificación, datos, arquitectura, optimización, modelado, alcance de la lista, ética, ficha del modelo y manual).</w:t>
       </w:r>
     </w:p>
     <w:p>

--- a/docs/Documento_Tecnico_Prediccion_Matricula_v6.docx
+++ b/docs/Documento_Tecnico_Prediccion_Matricula_v6.docx
@@ -992,7 +992,7 @@
         <w:t xml:space="preserve">Límite principal.</w:t>
       </w:r>
       <w:r>
-        <w:t xml:space="preserve"> La lista encuentra cerca del 30 % de las familias que no se matriculan y deja fuera al 70 %. Tenía más cupos (165) que casos (74), así que el límite es de señal: el 20 de febrero los datos no distinguen a la mayoría. En las otras cohortes el Lift de la regla fue menor (1,38 a 1,93), y en C4 depende del sorteo entre familias con el mismo puntaje (1,53 a 1,99). Un análisis descriptivo con C2 a C4 indica que la mejora está en una segunda etapa a mitad de campaña, con las familias que siguen sin pagar; la aplicación ya produce ese listado, pero la estrategia no está validada.</w:t>
+        <w:t xml:space="preserve"> La lista encuentra cerca del 30 % de las familias que no se matriculan y deja fuera al 70 %. Tenía más cupos (165) que casos (74), así que el límite es de señal: el 20 de febrero los datos no distinguen a la mayoría. En las otras cohortes el Lift de la regla fue menor (1,38 a 1,93), y en C4 depende del sorteo entre familias con el mismo puntaje (1,53 a 1,99; media 1,75). El 86 % de los casos son familias que no registran ningún pago, y son las que la regla encuentra peor. Un análisis descriptivo con C2 a C4 indica que la mejora está en una segunda etapa a mitad de campaña, con las familias que siguen sin pagar; la aplicación ya produce ese listado, pero la estrategia no está validada.</w:t>
       </w:r>
     </w:p>
     <w:p>
@@ -17750,7 +17750,7 @@
         <w:t xml:space="preserve">Una advertencia sobre el 1,93.</w:t>
       </w:r>
       <w:r>
-        <w:t xml:space="preserve"> Muchas familias tienen el mismo puntaje D2 y el corte de la lista cae entre ellas; el orden entre empatadas sale de un sorteo de semilla fija. Al repetir ese sorteo cien veces (análisis posterior, D50), el Lift@k de D2 en C4 va de 1,53 a 1,99. La ventaja de D2 sobre la logística híbrida en C4 es menos firme de lo que sugiere una sola cifra. Lo que sostiene la decisión es la prueba única en C5.</w:t>
+        <w:t xml:space="preserve"> Muchas familias tienen el mismo puntaje D2 y el corte de la lista cae entre ellas; el orden entre empatadas sale de un sorteo de semilla fija. Al repetir ese sorteo cien veces (análisis posterior, D50), el Lift@k de D2 en C4 va de 1,53 a 1,99, con una media de 1,75. En promedio D2 sigue por encima de la logística híbrida (1,53), pero su ventaja en C4 es menor y menos firme de lo que sugiere una sola cifra. Lo que sostiene la decisión es la prueba única en C5.</w:t>
       </w:r>
     </w:p>
     <w:p>
@@ -18824,7 +18824,7 @@
         <w:t xml:space="preserve">el límite es de señal, no de capacidad</w:t>
       </w:r>
       <w:r>
-        <w:t xml:space="preserve">. La regla solo puede adelantar a familias con señales administrativas; quienes pagaron a tiempo, reservaron en periodo ordinario y no tuvieron atrasos quedan al final. No tenemos datos de los motivos de esas familias. Hay tres críticas al diseño que dejamos planteadas: el evento mezcla a quien paga unos días tarde con quien no vuelve; k fue una decisión y no una medida de la capacidad real; y la lista es una foto del 20 de febrero que no aprovecha la señal de quién sigue sin pagar. El cuaderno 06_alcance_lista las analiza de forma descriptiva con C2 a C4, sin usar C5 (docs/alcance_lista.md). Tres resultados: la regla añade entre 9 y 12 puntos de recall sobre el azar con cualquier tamaño de lista, y su Lift va de 1,38 a 1,93 según la cohorte; el 77 % de las familias paga en las primeras cuatro semanas, y hacia el día 35 quedan unas 200 pendientes por año, de las que el 44 % son casos; y desde la cuarta semana la regla no ordena mejor que el azar entre las familias pendientes. Esta es la principal limitación del sistema. Orienta el trabajo futuro hacia una campaña en dos etapas: la lista D2 al inicio y, cuatro o cinco semanas después, todas las familias que siguen sin pagar. La aplicación ya lista a esas familias a una fecha de corte (pestaña Seguimiento, D51); la estrategia debe probarse en 2027 con un grupo de comparación.</w:t>
+        <w:t xml:space="preserve">. La regla solo puede adelantar a familias con señales administrativas; quienes pagaron a tiempo, reservaron en periodo ordinario y no tuvieron atrasos quedan al final. No tenemos datos de los motivos de esas familias. Hay tres críticas al diseño que dejamos planteadas: el evento mezcla a quien paga unos días tarde con quien no vuelve; k fue una decisión y no una medida de la capacidad real; y la lista es una foto del 20 de febrero que no aprovecha la señal de quién sigue sin pagar. El cuaderno 06_alcance_lista las analiza de forma descriptiva con C2 a C4, sin usar C5 (docs/alcance_lista.md). Cuatro resultados: el 86 % de los casos son familias que no registran ningún pago (solo el 5 % paga todo después del 30 de abril), y la lista encuentra al 24 % de ellas frente al 43 % de las que pagan tarde o en parte; la regla añade entre 9 y 12 puntos de recall sobre el azar con cualquier tamaño de lista, y su Lift va de 1,38 a 1,93 según la cohorte; el 77 % de las familias paga en las primeras cuatro semanas, y hacia el día 35 quedan unas 200 pendientes por año, de las que el 44 % son casos; y desde la cuarta semana la regla no ordena mejor que el azar entre las familias pendientes. Esta es la principal limitación del sistema. Orienta el trabajo futuro hacia una campaña en dos etapas: la lista D2 al inicio y, cuatro o cinco semanas después, todas las familias que siguen sin pagar. La aplicación ya lista a esas familias a una fecha de corte (pestaña Seguimiento, D51); la estrategia debe probarse en 2027 con un grupo de comparación.</w:t>
       </w:r>
     </w:p>
     <w:p>
@@ -21449,7 +21449,7 @@
                 <w:sz w:val="18"/>
                 <w:szCs w:val="18"/>
               </w:rPr>
-              <w:t xml:space="preserve">tests/ (175 pruebas) · GitHub Actions</w:t>
+              <w:t xml:space="preserve">tests/ (176 pruebas) · GitHub Actions</w:t>
             </w:r>
           </w:p>
         </w:tc>

--- a/docs/Documento_Tecnico_Prediccion_Matricula_v6.docx
+++ b/docs/Documento_Tecnico_Prediccion_Matricula_v6.docx
@@ -34961,7 +34961,7 @@
         <w:t xml:space="preserve">Dependencias:</w:t>
       </w:r>
       <w:r>
-        <w:t xml:space="preserve"> H3 depende de la autorización; H5 de H3–H4; H6 de las líneas base; H7 de la selección. Los días 23 y 24 de octubre son contingencia antes de H8. Cada hito se aprueba en la revisión indicada y se registra en el log de decisiones (D01–D51).</w:t>
+        <w:t xml:space="preserve"> H3 depende de la autorización; H5 de H3–H4; H6 de las líneas base; H7 de la selección. Los días 23 y 24 de octubre son contingencia antes de H8. Cada hito se aprueba en la revisión indicada y se registra en el log de decisiones (D01–D52).</w:t>
       </w:r>
     </w:p>
     <w:p>
@@ -37227,7 +37227,7 @@
                 <w:sz w:val="18"/>
                 <w:szCs w:val="18"/>
               </w:rPr>
-              <w:t xml:space="preserve">Decisiones D01–D51, código, pruebas y sistema congelado</w:t>
+              <w:t xml:space="preserve">Decisiones D01–D52, código, pruebas y sistema congelado</w:t>
             </w:r>
           </w:p>
         </w:tc>
@@ -37577,7 +37577,7 @@
         <w:t xml:space="preserve">Limitaciones éticas reconocidas:</w:t>
       </w:r>
       <w:r>
-        <w:t xml:space="preserve"> las familias aún no fueron informadas ni consultadas; la equidad no puede afirmarse con pocos eventos por grupo; la regla refleja el pasado y debe revalidarse; no se midió el efecto causal del contacto; el análisis académico se ejecutó en la nube con datos seudonimizados; y la aplicación institucional muestra nombres a personal autorizado, por lo que su protección depende de que LEMAS limite quién usa el equipo y quién tiene la clave. El análisis completo está en docs/consideraciones_eticas.md y el resumen en docs/ficha_modelo.md.</w:t>
+        <w:t xml:space="preserve"> las familias aún no fueron informadas ni consultadas; la equidad no puede afirmarse con pocos eventos por grupo; la regla refleja el pasado y debe revalidarse; no se midió el efecto causal del contacto; el análisis académico se ejecutó en la nube con datos seudonimizados; y la aplicación institucional muestra nombres a personal autorizado, por lo que su protección depende de que LEMAS limite quién usa el equipo y quién tiene la clave. El análisis completo está en docs/consideraciones_eticas.md; el resumen, en docs/ficha_modelo.md y docs/hoja_de_datos.md; y el análisis de impacto social, con la mitigación de cada riesgo y el compromiso ético del equipo, en docs/impacto_social_responsabilidad.md.</w:t>
       </w:r>
     </w:p>
     <w:p>
@@ -42138,6 +42138,73 @@
           </w:p>
         </w:tc>
       </w:tr>
+      <w:tr>
+        <w:trPr>
+          <w:cantSplit/>
+        </w:trPr>
+        <w:tc>
+          <w:tcPr>
+            <w:tcW w:type="dxa" w:w="1606"/>
+            <w:tcBorders>
+              <w:top w:val="single" w:color="BFBFBF" w:sz="4"/>
+              <w:left w:val="single" w:color="BFBFBF" w:sz="4"/>
+              <w:bottom w:val="single" w:color="BFBFBF" w:sz="4"/>
+              <w:right w:val="single" w:color="BFBFBF" w:sz="4"/>
+            </w:tcBorders>
+            <w:tcMar>
+              <w:top w:type="dxa" w:w="50"/>
+              <w:left w:type="dxa" w:w="90"/>
+              <w:bottom w:type="dxa" w:w="50"/>
+              <w:right w:type="dxa" w:w="90"/>
+            </w:tcMar>
+            <w:vAlign w:val="center"/>
+          </w:tcPr>
+          <w:p>
+            <w:pPr>
+              <w:spacing w:after="0"/>
+            </w:pPr>
+            <w:r>
+              <w:rPr>
+                <w:color w:val="000000"/>
+                <w:sz w:val="18"/>
+                <w:szCs w:val="18"/>
+              </w:rPr>
+              <w:t xml:space="preserve">D52</w:t>
+            </w:r>
+          </w:p>
+        </w:tc>
+        <w:tc>
+          <w:tcPr>
+            <w:tcW w:type="dxa" w:w="8032"/>
+            <w:tcBorders>
+              <w:top w:val="single" w:color="BFBFBF" w:sz="4"/>
+              <w:left w:val="single" w:color="BFBFBF" w:sz="4"/>
+              <w:bottom w:val="single" w:color="BFBFBF" w:sz="4"/>
+              <w:right w:val="single" w:color="BFBFBF" w:sz="4"/>
+            </w:tcBorders>
+            <w:tcMar>
+              <w:top w:type="dxa" w:w="50"/>
+              <w:left w:type="dxa" w:w="90"/>
+              <w:bottom w:type="dxa" w:w="50"/>
+              <w:right w:type="dxa" w:w="90"/>
+            </w:tcMar>
+            <w:vAlign w:val="center"/>
+          </w:tcPr>
+          <w:p>
+            <w:pPr>
+              <w:spacing w:after="0"/>
+            </w:pPr>
+            <w:r>
+              <w:rPr>
+                <w:color w:val="000000"/>
+                <w:sz w:val="18"/>
+                <w:szCs w:val="18"/>
+              </w:rPr>
+              <w:t xml:space="preserve">Workshop de impacto social y responsabilidad, hoja de datos del conjunto de datos y compromiso ético del equipo</w:t>
+            </w:r>
+          </w:p>
+        </w:tc>
+      </w:tr>
     </w:tbl>
     <w:p>
       <w:pPr>
@@ -42188,7 +42255,7 @@
         <w:spacing w:after="60"/>
       </w:pPr>
       <w:r>
-        <w:t xml:space="preserve">Documentación: carpeta docs/ del repositorio (planificación, datos, arquitectura, optimización, modelado, alcance de la lista, ética, ficha del modelo y manual).</w:t>
+        <w:t xml:space="preserve">Documentación: carpeta docs/ del repositorio (planificación, datos, arquitectura, optimización, modelado, alcance de la lista, ética, impacto social, ficha del modelo, hoja de datos y manual).</w:t>
       </w:r>
     </w:p>
     <w:p>

--- a/docs/Documento_Tecnico_Prediccion_Matricula_v6.docx
+++ b/docs/Documento_Tecnico_Prediccion_Matricula_v6.docx
@@ -21449,7 +21449,7 @@
                 <w:sz w:val="18"/>
                 <w:szCs w:val="18"/>
               </w:rPr>
-              <w:t xml:space="preserve">tests/ (176 pruebas) · GitHub Actions</w:t>
+              <w:t xml:space="preserve">tests/ (179 pruebas) · GitHub Actions</w:t>
             </w:r>
           </w:p>
         </w:tc>
@@ -34961,7 +34961,7 @@
         <w:t xml:space="preserve">Dependencias:</w:t>
       </w:r>
       <w:r>
-        <w:t xml:space="preserve"> H3 depende de la autorización; H5 de H3–H4; H6 de las líneas base; H7 de la selección. Los días 23 y 24 de octubre son contingencia antes de H8. Cada hito se aprueba en la revisión indicada y se registra en el log de decisiones (D01–D52).</w:t>
+        <w:t xml:space="preserve"> H3 depende de la autorización; H5 de H3–H4; H6 de las líneas base; H7 de la selección. Los días 23 y 24 de octubre son contingencia antes de H8. Cada hito se aprueba en la revisión indicada y se registra en el log de decisiones (D01–D53).</w:t>
       </w:r>
     </w:p>
     <w:p>
@@ -37227,7 +37227,7 @@
                 <w:sz w:val="18"/>
                 <w:szCs w:val="18"/>
               </w:rPr>
-              <w:t xml:space="preserve">Decisiones D01–D52, código, pruebas y sistema congelado</w:t>
+              <w:t xml:space="preserve">Decisiones D01–D53, código, pruebas y sistema congelado</w:t>
             </w:r>
           </w:p>
         </w:tc>
@@ -42201,6 +42201,73 @@
                 <w:szCs w:val="18"/>
               </w:rPr>
               <w:t xml:space="preserve">Workshop de impacto social y responsabilidad, hoja de datos del conjunto de datos y compromiso ético del equipo</w:t>
+            </w:r>
+          </w:p>
+        </w:tc>
+      </w:tr>
+      <w:tr>
+        <w:trPr>
+          <w:cantSplit/>
+        </w:trPr>
+        <w:tc>
+          <w:tcPr>
+            <w:tcW w:type="dxa" w:w="1606"/>
+            <w:tcBorders>
+              <w:top w:val="single" w:color="BFBFBF" w:sz="4"/>
+              <w:left w:val="single" w:color="BFBFBF" w:sz="4"/>
+              <w:bottom w:val="single" w:color="BFBFBF" w:sz="4"/>
+              <w:right w:val="single" w:color="BFBFBF" w:sz="4"/>
+            </w:tcBorders>
+            <w:tcMar>
+              <w:top w:type="dxa" w:w="50"/>
+              <w:left w:type="dxa" w:w="90"/>
+              <w:bottom w:type="dxa" w:w="50"/>
+              <w:right w:type="dxa" w:w="90"/>
+            </w:tcMar>
+            <w:vAlign w:val="center"/>
+          </w:tcPr>
+          <w:p>
+            <w:pPr>
+              <w:spacing w:after="0"/>
+            </w:pPr>
+            <w:r>
+              <w:rPr>
+                <w:color w:val="000000"/>
+                <w:sz w:val="18"/>
+                <w:szCs w:val="18"/>
+              </w:rPr>
+              <w:t xml:space="preserve">D53</w:t>
+            </w:r>
+          </w:p>
+        </w:tc>
+        <w:tc>
+          <w:tcPr>
+            <w:tcW w:type="dxa" w:w="8032"/>
+            <w:tcBorders>
+              <w:top w:val="single" w:color="BFBFBF" w:sz="4"/>
+              <w:left w:val="single" w:color="BFBFBF" w:sz="4"/>
+              <w:bottom w:val="single" w:color="BFBFBF" w:sz="4"/>
+              <w:right w:val="single" w:color="BFBFBF" w:sz="4"/>
+            </w:tcBorders>
+            <w:tcMar>
+              <w:top w:type="dxa" w:w="50"/>
+              <w:left w:type="dxa" w:w="90"/>
+              <w:bottom w:type="dxa" w:w="50"/>
+              <w:right w:type="dxa" w:w="90"/>
+            </w:tcMar>
+            <w:vAlign w:val="center"/>
+          </w:tcPr>
+          <w:p>
+            <w:pPr>
+              <w:spacing w:after="0"/>
+            </w:pPr>
+            <w:r>
+              <w:rPr>
+                <w:color w:val="000000"/>
+                <w:sz w:val="18"/>
+                <w:szCs w:val="18"/>
+              </w:rPr>
+              <w:t xml:space="preserve">La proyección se publica por subnivel y por sede, sin su cruce, para que no se deduzcan conteos menores que 5</w:t>
             </w:r>
           </w:p>
         </w:tc>

--- a/docs/Documento_Tecnico_Prediccion_Matricula_v6.docx
+++ b/docs/Documento_Tecnico_Prediccion_Matricula_v6.docx
@@ -17299,7 +17299,7 @@
                 <w:sz w:val="18"/>
                 <w:szCs w:val="18"/>
               </w:rPr>
-              <w:t xml:space="preserve">Sin brecha, pero subajuste (1,41 veces el azar)</w:t>
+              <w:t xml:space="preserve">Límite de señal: sin brecha, 1,41 veces el azar</w:t>
             </w:r>
           </w:p>
         </w:tc>
@@ -17490,7 +17490,7 @@
                 <w:sz w:val="18"/>
                 <w:szCs w:val="18"/>
               </w:rPr>
-              <w:t xml:space="preserve">Subajuste (1,28 veces el azar)</w:t>
+              <w:t xml:space="preserve">Límite de señal: 1,28 veces el azar</w:t>
             </w:r>
           </w:p>
         </w:tc>
@@ -17731,10 +17731,39 @@
           <w:b/>
           <w:bCs/>
         </w:rPr>
-        <w:t xml:space="preserve">Diagnóstico de ajuste (semana 3).</w:t>
-      </w:r>
-      <w:r>
-        <w:t xml:space="preserve"> Con curvas de aprendizaje y dos reglas fijadas antes de ejecutar (sobreajuste si la PR-AUC pierde más del 30 % entre entrenamiento y C4; subajuste si, sin esa brecha, no llega a 1,5 veces el azar), el gradient boosting sobreajusta y las dos regresiones logísticas subajustan. Probamos seis estrategias con comparación antes y después: ninguna cambió el diagnóstico de su modelo y solo la ingeniería de variables mejoró la validación (PR-AUC de 0,113 a 0,125; Lift@k de 1,40 a 1,53). El detalle está en docs/diagnostic_report.pdf y en el cuaderno overfitting_analysis.</w:t>
+        <w:t xml:space="preserve">Diagnóstico de ajuste (semana 3, revisado en D54).</w:t>
+      </w:r>
+      <w:r>
+        <w:t xml:space="preserve"> Con curvas de aprendizaje y dos reglas (sobreajuste si la PR-AUC pierde más del 30 % entre entrenamiento y C4; subajuste si, sin esa brecha, no llega a 1,5 veces el azar), el gradient boosting sobreajusta. Las dos regresiones logísticas quedan por debajo de 1,5 veces el azar, pero una segunda etapa muestra que no son rígidas: con más capacidad (C hasta 100) su validación no cambia (0,000) y más datos tampoco ayudan de forma concluyente. Por eso las nombramos </w:t>
+      </w:r>
+      <w:r>
+        <w:rPr>
+          <w:b/>
+          <w:bCs/>
+        </w:rPr>
+        <w:t xml:space="preserve">límite de señal</w:t>
+      </w:r>
+      <w:r>
+        <w:t xml:space="preserve">, y reservamos «subajuste (falta capacidad)» para el control sobrerregularizado, que sí mejora (+0,016).</w:t>
+      </w:r>
+    </w:p>
+    <w:p>
+      <w:pPr>
+        <w:spacing w:after="120"/>
+        <w:jc w:val="both"/>
+      </w:pPr>
+      <w:r>
+        <w:t xml:space="preserve">Probamos siete estrategias que cambian una sola cosa cada una, con un intervalo bootstrap por familias, una réplica en C2 → C3 y cinco semillas, y una regla de veredicto fijada antes de repetir el análisis con datos reales. </w:t>
+      </w:r>
+      <w:r>
+        <w:rPr>
+          <w:b/>
+          <w:bCs/>
+        </w:rPr>
+        <w:t xml:space="preserve">Ninguna mejora ni empeora la PR-AUC en C4 de forma demostrable.</w:t>
+      </w:r>
+      <w:r>
+        <w:t xml:space="preserve"> Separar variables (E4a: 0,113 → 0,120) e hiperparámetros (E4b: 0,120 → 0,125) mostró que ninguno de los dos pasos es concluyente por sí solo, y dar más capacidad a la híbrida con interacciones solo la hizo memorizar (entrenamiento 0,126 → 0,227; C4 0,127). El detalle está en docs/diagnostic_report.pdf y en el cuaderno overfitting_analysis.</w:t>
       </w:r>
     </w:p>
     <w:p>
@@ -34961,7 +34990,7 @@
         <w:t xml:space="preserve">Dependencias:</w:t>
       </w:r>
       <w:r>
-        <w:t xml:space="preserve"> H3 depende de la autorización; H5 de H3–H4; H6 de las líneas base; H7 de la selección. Los días 23 y 24 de octubre son contingencia antes de H8. Cada hito se aprueba en la revisión indicada y se registra en el log de decisiones (D01–D53).</w:t>
+        <w:t xml:space="preserve"> H3 depende de la autorización; H5 de H3–H4; H6 de las líneas base; H7 de la selección. Los días 23 y 24 de octubre son contingencia antes de H8. Cada hito se aprueba en la revisión indicada y se registra en el log de decisiones (D01–D54).</w:t>
       </w:r>
     </w:p>
     <w:p>
@@ -37227,7 +37256,7 @@
                 <w:sz w:val="18"/>
                 <w:szCs w:val="18"/>
               </w:rPr>
-              <w:t xml:space="preserve">Decisiones D01–D53, código, pruebas y sistema congelado</w:t>
+              <w:t xml:space="preserve">Decisiones D01–D54, código, pruebas y sistema congelado</w:t>
             </w:r>
           </w:p>
         </w:tc>
@@ -37621,7 +37650,7 @@
         <w:spacing w:after="60"/>
       </w:pPr>
       <w:r>
-        <w:t xml:space="preserve">Los modelos de aprendizaje automático no superaron a la regla con ~200 eventos: el diagnóstico de ajuste mostró sobreajuste en árboles y subajuste en lineales. Reportarlo con honestidad es parte del aporte.</w:t>
+        <w:t xml:space="preserve">Los modelos de aprendizaje automático no superaron a la regla con ~200 eventos: el diagnóstico de ajuste mostró sobreajuste en árboles y un límite de señal en los modelos lineales. Reportarlo con honestidad es parte del aporte.</w:t>
       </w:r>
     </w:p>
     <w:p>
@@ -42268,6 +42297,73 @@
                 <w:szCs w:val="18"/>
               </w:rPr>
               <w:t xml:space="preserve">La proyección se publica por subnivel y por sede, sin su cruce, para que no se deduzcan conteos menores que 5</w:t>
+            </w:r>
+          </w:p>
+        </w:tc>
+      </w:tr>
+      <w:tr>
+        <w:trPr>
+          <w:cantSplit/>
+        </w:trPr>
+        <w:tc>
+          <w:tcPr>
+            <w:tcW w:type="dxa" w:w="1606"/>
+            <w:tcBorders>
+              <w:top w:val="single" w:color="BFBFBF" w:sz="4"/>
+              <w:left w:val="single" w:color="BFBFBF" w:sz="4"/>
+              <w:bottom w:val="single" w:color="BFBFBF" w:sz="4"/>
+              <w:right w:val="single" w:color="BFBFBF" w:sz="4"/>
+            </w:tcBorders>
+            <w:tcMar>
+              <w:top w:type="dxa" w:w="50"/>
+              <w:left w:type="dxa" w:w="90"/>
+              <w:bottom w:type="dxa" w:w="50"/>
+              <w:right w:type="dxa" w:w="90"/>
+            </w:tcMar>
+            <w:vAlign w:val="center"/>
+          </w:tcPr>
+          <w:p>
+            <w:pPr>
+              <w:spacing w:after="0"/>
+            </w:pPr>
+            <w:r>
+              <w:rPr>
+                <w:color w:val="000000"/>
+                <w:sz w:val="18"/>
+                <w:szCs w:val="18"/>
+              </w:rPr>
+              <w:t xml:space="preserve">D54</w:t>
+            </w:r>
+          </w:p>
+        </w:tc>
+        <w:tc>
+          <w:tcPr>
+            <w:tcW w:type="dxa" w:w="8032"/>
+            <w:tcBorders>
+              <w:top w:val="single" w:color="BFBFBF" w:sz="4"/>
+              <w:left w:val="single" w:color="BFBFBF" w:sz="4"/>
+              <w:bottom w:val="single" w:color="BFBFBF" w:sz="4"/>
+              <w:right w:val="single" w:color="BFBFBF" w:sz="4"/>
+            </w:tcBorders>
+            <w:tcMar>
+              <w:top w:type="dxa" w:w="50"/>
+              <w:left w:type="dxa" w:w="90"/>
+              <w:bottom w:type="dxa" w:w="50"/>
+              <w:right w:type="dxa" w:w="90"/>
+            </w:tcMar>
+            <w:vAlign w:val="center"/>
+          </w:tcPr>
+          <w:p>
+            <w:pPr>
+              <w:spacing w:after="0"/>
+            </w:pPr>
+            <w:r>
+              <w:rPr>
+                <w:color w:val="000000"/>
+                <w:sz w:val="18"/>
+                <w:szCs w:val="18"/>
+              </w:rPr>
+              <w:t xml:space="preserve">Revisión del diagnóstico de la semana 3: límite de señal frente a falta de capacidad, estrategias de un solo cambio y veredicto con bootstrap, réplica y semillas</w:t>
             </w:r>
           </w:p>
         </w:tc>

--- a/docs/Documento_Tecnico_Prediccion_Matricula_v6.docx
+++ b/docs/Documento_Tecnico_Prediccion_Matricula_v6.docx
@@ -491,15 +491,7 @@
                 <w:sz w:val="18"/>
                 <w:szCs w:val="18"/>
               </w:rPr>
-              <w:t xml:space="preserve">1,97</w:t>
-            </w:r>
-            <w:r>
-              <w:rPr>
-                <w:color w:val="000000"/>
-                <w:sz w:val="18"/>
-                <w:szCs w:val="18"/>
-              </w:rPr>
-              <w:t xml:space="preserve"> [IC 95 %: 1,24 – 2,56]</w:t>
+              <w:t xml:space="preserve">1,97 [IC 95 %: 1,24 – 2,56]</w:t>
             </w:r>
           </w:p>
         </w:tc>
@@ -977,6 +969,42 @@
       </w:r>
       <w:r>
         <w:t xml:space="preserve"> la regla y para medir su incertidumbre.</w:t>
+      </w:r>
+    </w:p>
+    <w:p>
+      <w:pPr>
+        <w:spacing w:after="120"/>
+        <w:jc w:val="both"/>
+      </w:pPr>
+      <w:r>
+        <w:rPr>
+          <w:b/>
+          <w:bCs/>
+        </w:rPr>
+        <w:t xml:space="preserve">Aclaración sobre el origen de D2 (revisión final, D59).</w:t>
+      </w:r>
+      <w:r>
+        <w:t xml:space="preserve"> El orden de las señales de D2 se tomó del análisis exploratorio, que calculó las tasas de no matrícula con las cinco cohortes, incluidas C4 (selección) y C5 (prueba). Ningún parámetro se estimó con esas cohortes y nada se cambió después de ver C5, pero el diseño de la regla sí vio sus tasas de forma agregada: la prueba en C5 es </w:t>
+      </w:r>
+      <w:r>
+        <w:rPr>
+          <w:b/>
+          <w:bCs/>
+        </w:rPr>
+        <w:t xml:space="preserve">fuera de ajuste, no fuera de diseño</w:t>
+      </w:r>
+      <w:r>
+        <w:t xml:space="preserve">. Para comprobar si eso cambió algo, se repitió el cálculo solo con las cohortes anteriores a la selección (cuaderno 08). Con C1–C3, el riesgo relativo del pago tardío de la matrícula anterior es 2,88; el de la reserva extraordinaria, 1,47, y el de al menos una pensión pagada tarde, 1,27: </w:t>
+      </w:r>
+      <w:r>
+        <w:rPr>
+          <w:b/>
+          <w:bCs/>
+        </w:rPr>
+        <w:t xml:space="preserve">el mismo orden de D2</w:t>
+      </w:r>
+      <w:r>
+        <w:t xml:space="preserve">. Con C2–C3, las cohortes de entrenamiento, también (2,95; 1,50 y 1,32). Por cohorte separada, el orden de las dos últimas señales se invierte en C1 y C2, porque su diferencia es pequeña; el pago tardío es la señal más fuerte en todas las cohortes con casos suficientes. D2 se habría construido igual sin mirar C4 ni C5.</w:t>
       </w:r>
     </w:p>
     <w:p>
@@ -8813,15 +8841,7 @@
                 <w:sz w:val="18"/>
                 <w:szCs w:val="18"/>
               </w:rPr>
-              <w:t xml:space="preserve">Obligatorias; </w:t>
-            </w:r>
-            <w:r>
-              <w:rPr>
-                <w:color w:val="000000"/>
-                <w:sz w:val="18"/>
-                <w:szCs w:val="18"/>
-              </w:rPr>
-              <w:t xml:space="preserve">D2 resultó la mejor</w:t>
+              <w:t xml:space="preserve">Obligatorias; D2 resultó la mejor</w:t>
             </w:r>
           </w:p>
         </w:tc>
@@ -17784,6 +17804,32 @@
     </w:p>
     <w:p>
       <w:pPr>
+        <w:spacing w:after="120"/>
+        <w:jc w:val="both"/>
+      </w:pPr>
+      <w:r>
+        <w:rPr>
+          <w:b/>
+          <w:bCs/>
+        </w:rPr>
+        <w:t xml:space="preserve">Actualización con 500 sorteos y comparación con D (D59).</w:t>
+      </w:r>
+      <w:r>
+        <w:t xml:space="preserve"> Con 500 sorteos, el Lift@k de D2 en C4 tiene una media de 1,77 (percentiles 5 y 95: 1,60 y 1,93; extremos: 1,40 y 2,06); el 1,93 de la semilla oficial supera al 87 % de los sorteos. Un bootstrap pareado, con las dos reglas sobre las mismas remuestras de familias y un sorteo nuevo en cada una, da una diferencia D2 − D de 0,00 [IC 95 %: −0,62; 0,62]: </w:t>
+      </w:r>
+      <w:r>
+        <w:rPr>
+          <w:b/>
+          <w:bCs/>
+        </w:rPr>
+        <w:t xml:space="preserve">en C4 no se puede afirmar que D2 sea mejor que la regla D</w:t>
+      </w:r>
+      <w:r>
+        <w:t xml:space="preserve">, aunque en promedio las dos quedan por encima de la logística híbrida (1,53). D2 se mantiene por la regla de decisión registrada de antemano y porque explica mejor a Secretaría por qué se llama a cada familia. Por último, la referencia del azar (1,08 en C5 y 1,12 en C4) supera a 1 porque el sorteo es por estudiante y las familias con caso tienen más hijos en promedio (1,45 frente a 1,30); con un sorteo uniforme por familia da 1,00.</w:t>
+      </w:r>
+    </w:p>
+    <w:p>
+      <w:pPr>
         <w:spacing w:after="60" w:before="120"/>
         <w:jc w:val="center"/>
       </w:pPr>
@@ -37727,14 +37773,7 @@
           <w:sz w:val="19"/>
           <w:szCs w:val="19"/>
         </w:rPr>
-        <w:t xml:space="preserve">[1]	</w:t>
-      </w:r>
-      <w:r>
-        <w:rPr>
-          <w:sz w:val="19"/>
-          <w:szCs w:val="19"/>
-        </w:rPr>
-        <w:t xml:space="preserve">J. G. C. Krüger, A. S. Britto y J. P. Barddal, “An explainable machine learning approach for student dropout prediction,” Expert Systems with Applications, vol. 233, 2023, doi: 10.1016/j.eswa.2023.120933.</w:t>
+        <w:t xml:space="preserve">[1]	J. G. C. Krüger, A. S. Britto y J. P. Barddal, “An explainable machine learning approach for student dropout prediction,” Expert Systems with Applications, vol. 233, 2023, doi: 10.1016/j.eswa.2023.120933.</w:t>
       </w:r>
     </w:p>
     <w:p>
@@ -37747,14 +37786,7 @@
           <w:sz w:val="19"/>
           <w:szCs w:val="19"/>
         </w:rPr>
-        <w:t xml:space="preserve">[2]	</w:t>
-      </w:r>
-      <w:r>
-        <w:rPr>
-          <w:sz w:val="19"/>
-          <w:szCs w:val="19"/>
-        </w:rPr>
-        <w:t xml:space="preserve">M. Nagy y R. Molontay, “Interpretable dropout prediction: Towards XAI-based personalized intervention,” Int. J. Artif. Intell. Educ., vol. 34, no. 2, pp. 274–300, 2024, doi: 10.1007/s40593-023-00331-8.</w:t>
+        <w:t xml:space="preserve">[2]	M. Nagy y R. Molontay, “Interpretable dropout prediction: Towards XAI-based personalized intervention,” Int. J. Artif. Intell. Educ., vol. 34, no. 2, pp. 274–300, 2024, doi: 10.1007/s40593-023-00331-8.</w:t>
       </w:r>
     </w:p>
     <w:p>
@@ -37767,14 +37799,7 @@
           <w:sz w:val="19"/>
           <w:szCs w:val="19"/>
         </w:rPr>
-        <w:t xml:space="preserve">[3]	</w:t>
-      </w:r>
-      <w:r>
-        <w:rPr>
-          <w:sz w:val="19"/>
-          <w:szCs w:val="19"/>
-        </w:rPr>
-        <w:t xml:space="preserve">V. Realinho, J. Machado, L. Baptista y M. V. Martins, “Predicting student dropout and academic success,” Data, vol. 7, no. 11, art. 146, 2022, doi: 10.3390/data7110146.</w:t>
+        <w:t xml:space="preserve">[3]	V. Realinho, J. Machado, L. Baptista y M. V. Martins, “Predicting student dropout and academic success,” Data, vol. 7, no. 11, art. 146, 2022, doi: 10.3390/data7110146.</w:t>
       </w:r>
     </w:p>
     <w:p>
@@ -37787,14 +37812,7 @@
           <w:sz w:val="19"/>
           <w:szCs w:val="19"/>
         </w:rPr>
-        <w:t xml:space="preserve">[4]	</w:t>
-      </w:r>
-      <w:r>
-        <w:rPr>
-          <w:sz w:val="19"/>
-          <w:szCs w:val="19"/>
-        </w:rPr>
-        <w:t xml:space="preserve">S. Matz et al., “Using machine learning to predict student retention from socio-demographic characteristics and app-based engagement metrics,” Scientific Reports, vol. 13, 2023, doi: 10.1038/s41598-023-32484-w.</w:t>
+        <w:t xml:space="preserve">[4]	S. Matz et al., “Using machine learning to predict student retention from socio-demographic characteristics and app-based engagement metrics,” Scientific Reports, vol. 13, 2023, doi: 10.1038/s41598-023-32484-w.</w:t>
       </w:r>
     </w:p>
     <w:p>
@@ -37807,14 +37825,7 @@
           <w:sz w:val="19"/>
           <w:szCs w:val="19"/>
         </w:rPr>
-        <w:t xml:space="preserve">[5]	</w:t>
-      </w:r>
-      <w:r>
-        <w:rPr>
-          <w:sz w:val="19"/>
-          <w:szCs w:val="19"/>
-        </w:rPr>
-        <w:t xml:space="preserve">C. A. Palacios et al., “Knowledge discovery for higher education student retention based on data mining: Machine learning algorithms and case study in Chile,” Entropy, vol. 23, no. 4, art. 485, 2021, doi: 10.3390/e23040485.</w:t>
+        <w:t xml:space="preserve">[5]	C. A. Palacios et al., “Knowledge discovery for higher education student retention based on data mining: Machine learning algorithms and case study in Chile,” Entropy, vol. 23, no. 4, art. 485, 2021, doi: 10.3390/e23040485.</w:t>
       </w:r>
     </w:p>
     <w:p>
@@ -37827,14 +37838,7 @@
           <w:sz w:val="19"/>
           <w:szCs w:val="19"/>
         </w:rPr>
-        <w:t xml:space="preserve">[6]	</w:t>
-      </w:r>
-      <w:r>
-        <w:rPr>
-          <w:sz w:val="19"/>
-          <w:szCs w:val="19"/>
-        </w:rPr>
-        <w:t xml:space="preserve">J. Niyogisubizo et al., “Predicting student's dropout in university classes using two-layer ensemble machine learning approach,” Computers and Education: Artificial Intelligence, vol. 3, art. 100066, 2022, doi: 10.1016/j.caeai.2022.100066.</w:t>
+        <w:t xml:space="preserve">[6]	J. Niyogisubizo et al., “Predicting student's dropout in university classes using two-layer ensemble machine learning approach,” Computers and Education: Artificial Intelligence, vol. 3, art. 100066, 2022, doi: 10.1016/j.caeai.2022.100066.</w:t>
       </w:r>
     </w:p>
     <w:p>
@@ -37847,14 +37851,7 @@
           <w:sz w:val="19"/>
           <w:szCs w:val="19"/>
         </w:rPr>
-        <w:t xml:space="preserve">[7]	</w:t>
-      </w:r>
-      <w:r>
-        <w:rPr>
-          <w:sz w:val="19"/>
-          <w:szCs w:val="19"/>
-        </w:rPr>
-        <w:t xml:space="preserve">K. Oqaidi, S. Aouhassi y K. Mansouri, “Towards a students’ dropout prediction model in higher education institutions using machine learning algorithms,” Int. J. Emerg. Technol. Learn., vol. 17, no. 18, 2022, doi: 10.3991/ijet.v17i18.25567.</w:t>
+        <w:t xml:space="preserve">[7]	K. Oqaidi, S. Aouhassi y K. Mansouri, “Towards a students’ dropout prediction model in higher education institutions using machine learning algorithms,” Int. J. Emerg. Technol. Learn., vol. 17, no. 18, 2022, doi: 10.3991/ijet.v17i18.25567.</w:t>
       </w:r>
     </w:p>
     <w:p>
@@ -37867,14 +37864,7 @@
           <w:sz w:val="19"/>
           <w:szCs w:val="19"/>
         </w:rPr>
-        <w:t xml:space="preserve">[8]	</w:t>
-      </w:r>
-      <w:r>
-        <w:rPr>
-          <w:sz w:val="19"/>
-          <w:szCs w:val="19"/>
-        </w:rPr>
-        <w:t xml:space="preserve">J. Kabathova y M. Drlík, “Towards predicting student’s dropout in university courses using different machine learning techniques,” Applied Sciences, vol. 11, no. 7, art. 3130, 2021, doi: 10.3390/app11073130.</w:t>
+        <w:t xml:space="preserve">[8]	J. Kabathova y M. Drlík, “Towards predicting student’s dropout in university courses using different machine learning techniques,” Applied Sciences, vol. 11, no. 7, art. 3130, 2021, doi: 10.3390/app11073130.</w:t>
       </w:r>
     </w:p>
     <w:p>
@@ -37887,14 +37877,7 @@
           <w:sz w:val="19"/>
           <w:szCs w:val="19"/>
         </w:rPr>
-        <w:t xml:space="preserve">[9]	</w:t>
-      </w:r>
-      <w:r>
-        <w:rPr>
-          <w:sz w:val="19"/>
-          <w:szCs w:val="19"/>
-        </w:rPr>
-        <w:t xml:space="preserve">S. H. Kim, E.-T. Choi, Y.-K. Jun y S. Lee, “Student dropout prediction for university with high precision and recall,” Applied Sciences, vol. 13, art. 6275, 2023, doi: 10.3390/app13106275.</w:t>
+        <w:t xml:space="preserve">[9]	S. H. Kim, E.-T. Choi, Y.-K. Jun y S. Lee, “Student dropout prediction for university with high precision and recall,” Applied Sciences, vol. 13, art. 6275, 2023, doi: 10.3390/app13106275.</w:t>
       </w:r>
     </w:p>
     <w:p>
@@ -37907,14 +37890,7 @@
           <w:sz w:val="19"/>
           <w:szCs w:val="19"/>
         </w:rPr>
-        <w:t xml:space="preserve">[10]	</w:t>
-      </w:r>
-      <w:r>
-        <w:rPr>
-          <w:sz w:val="19"/>
-          <w:szCs w:val="19"/>
-        </w:rPr>
-        <w:t xml:space="preserve">Z. Song, S.-H. Sung, D.-M. Park y B.-K. Park, “All-year dropout prediction modeling and analysis for university students,” Applied Sciences, vol. 13, art. 1143, 2023, doi: 10.3390/app13021143.</w:t>
+        <w:t xml:space="preserve">[10]	Z. Song, S.-H. Sung, D.-M. Park y B.-K. Park, “All-year dropout prediction modeling and analysis for university students,” Applied Sciences, vol. 13, art. 1143, 2023, doi: 10.3390/app13021143.</w:t>
       </w:r>
     </w:p>
     <w:p>
@@ -37927,14 +37903,7 @@
           <w:sz w:val="19"/>
           <w:szCs w:val="19"/>
         </w:rPr>
-        <w:t xml:space="preserve">[11]	</w:t>
-      </w:r>
-      <w:r>
-        <w:rPr>
-          <w:sz w:val="19"/>
-          <w:szCs w:val="19"/>
-        </w:rPr>
-        <w:t xml:space="preserve">M. Vaarma y H. Li, “Predicting student dropouts with machine learning,” Technology in Society, vol. 76, art. 102474, 2024, doi: 10.1016/j.techsoc.2024.102474.</w:t>
+        <w:t xml:space="preserve">[11]	M. Vaarma y H. Li, “Predicting student dropouts with machine learning,” Technology in Society, vol. 76, art. 102474, 2024, doi: 10.1016/j.techsoc.2024.102474.</w:t>
       </w:r>
     </w:p>
     <w:p>
@@ -37947,14 +37916,7 @@
           <w:sz w:val="19"/>
           <w:szCs w:val="19"/>
         </w:rPr>
-        <w:t xml:space="preserve">[12]	</w:t>
-      </w:r>
-      <w:r>
-        <w:rPr>
-          <w:sz w:val="19"/>
-          <w:szCs w:val="19"/>
-        </w:rPr>
-        <w:t xml:space="preserve">A. Villar y C. R. V. de Andrade, “Supervised machine learning algorithms for predicting student dropout and academic success: A comparative study,” Discover Artificial Intelligence, vol. 4, art. 2, 2024, doi: 10.1007/s44163-023-00079-z.</w:t>
+        <w:t xml:space="preserve">[12]	A. Villar y C. R. V. de Andrade, “Supervised machine learning algorithms for predicting student dropout and academic success: A comparative study,” Discover Artificial Intelligence, vol. 4, art. 2, 2024, doi: 10.1007/s44163-023-00079-z.</w:t>
       </w:r>
     </w:p>
     <w:p>
@@ -37967,14 +37929,7 @@
           <w:sz w:val="19"/>
           <w:szCs w:val="19"/>
         </w:rPr>
-        <w:t xml:space="preserve">[13]	</w:t>
-      </w:r>
-      <w:r>
-        <w:rPr>
-          <w:sz w:val="19"/>
-          <w:szCs w:val="19"/>
-        </w:rPr>
-        <w:t xml:space="preserve">M. Psyridou et al., “Machine learning predicts upper secondary education dropout as early as the end of primary school,” Scientific Reports, vol. 14, 2024, doi: 10.1038/s41598-024-63629-0.</w:t>
+        <w:t xml:space="preserve">[13]	M. Psyridou et al., “Machine learning predicts upper secondary education dropout as early as the end of primary school,” Scientific Reports, vol. 14, 2024, doi: 10.1038/s41598-024-63629-0.</w:t>
       </w:r>
     </w:p>
     <w:p>
@@ -37987,14 +37942,7 @@
           <w:sz w:val="19"/>
           <w:szCs w:val="19"/>
         </w:rPr>
-        <w:t xml:space="preserve">[14]	</w:t>
-      </w:r>
-      <w:r>
-        <w:rPr>
-          <w:sz w:val="19"/>
-          <w:szCs w:val="19"/>
-        </w:rPr>
-        <w:t xml:space="preserve">M. R. Marcolino et al., “Student dropout prediction through machine learning optimization: Insights from Moodle log data,” Scientific Reports, 2025, doi: 10.1038/s41598-025-93918-1.</w:t>
+        <w:t xml:space="preserve">[14]	M. R. Marcolino et al., “Student dropout prediction through machine learning optimization: Insights from Moodle log data,” Scientific Reports, 2025, doi: 10.1038/s41598-025-93918-1.</w:t>
       </w:r>
     </w:p>
     <w:p>
@@ -38007,14 +37955,7 @@
           <w:sz w:val="19"/>
           <w:szCs w:val="19"/>
         </w:rPr>
-        <w:t xml:space="preserve">[15]	</w:t>
-      </w:r>
-      <w:r>
-        <w:rPr>
-          <w:sz w:val="19"/>
-          <w:szCs w:val="19"/>
-        </w:rPr>
-        <w:t xml:space="preserve">B. Carballo Mendívil et al., “Predicting student dropout from day one: XGBoost-based early warning system using pre-enrollment data,” Applied Sciences, vol. 15, art. 9202, 2025, doi: 10.3390/app15169202.</w:t>
+        <w:t xml:space="preserve">[15]	B. Carballo Mendívil et al., “Predicting student dropout from day one: XGBoost-based early warning system using pre-enrollment data,” Applied Sciences, vol. 15, art. 9202, 2025, doi: 10.3390/app15169202.</w:t>
       </w:r>
     </w:p>
     <w:p>
@@ -38027,14 +37968,7 @@
           <w:sz w:val="19"/>
           <w:szCs w:val="19"/>
         </w:rPr>
-        <w:t xml:space="preserve">[16]	</w:t>
-      </w:r>
-      <w:r>
-        <w:rPr>
-          <w:sz w:val="19"/>
-          <w:szCs w:val="19"/>
-        </w:rPr>
-        <w:t xml:space="preserve">A. Bettahi, F.-Z. Belouadha y H. Harroud, “A modular and explainable machine learning pipeline for student dropout prediction in higher education,” Algorithms, vol. 18, art. 662, 2025, doi: 10.3390/a18100662.</w:t>
+        <w:t xml:space="preserve">[16]	A. Bettahi, F.-Z. Belouadha y H. Harroud, “A modular and explainable machine learning pipeline for student dropout prediction in higher education,” Algorithms, vol. 18, art. 662, 2025, doi: 10.3390/a18100662.</w:t>
       </w:r>
     </w:p>
     <w:p>
@@ -38047,14 +37981,7 @@
           <w:sz w:val="19"/>
           <w:szCs w:val="19"/>
         </w:rPr>
-        <w:t xml:space="preserve">[17]	</w:t>
-      </w:r>
-      <w:r>
-        <w:rPr>
-          <w:sz w:val="19"/>
-          <w:szCs w:val="19"/>
-        </w:rPr>
-        <w:t xml:space="preserve">J. Cheng et al., “Predicting student dropout risk with a dual-modal abrupt behavioral changes approach,” arXiv:2505.11119, 2025.</w:t>
+        <w:t xml:space="preserve">[17]	J. Cheng et al., “Predicting student dropout risk with a dual-modal abrupt behavioral changes approach,” arXiv:2505.11119, 2025.</w:t>
       </w:r>
     </w:p>
     <w:p>
@@ -38067,14 +37994,7 @@
           <w:sz w:val="19"/>
           <w:szCs w:val="19"/>
         </w:rPr>
-        <w:t xml:space="preserve">[18]	</w:t>
-      </w:r>
-      <w:r>
-        <w:rPr>
-          <w:sz w:val="19"/>
-          <w:szCs w:val="19"/>
-        </w:rPr>
-        <w:t xml:space="preserve">J. Fields et al., “A privacy-preserving framework using remote data science for inter-institutional student retention prediction,” arXiv:2606.12845, 2026.</w:t>
+        <w:t xml:space="preserve">[18]	J. Fields et al., “A privacy-preserving framework using remote data science for inter-institutional student retention prediction,” arXiv:2606.12845, 2026.</w:t>
       </w:r>
     </w:p>
     <w:p>
@@ -38087,14 +38007,7 @@
           <w:sz w:val="19"/>
           <w:szCs w:val="19"/>
         </w:rPr>
-        <w:t xml:space="preserve">[19]	</w:t>
-      </w:r>
-      <w:r>
-        <w:rPr>
-          <w:sz w:val="19"/>
-          <w:szCs w:val="19"/>
-        </w:rPr>
-        <w:t xml:space="preserve">I. K. Nti y S. Ramanayake, “Explainable machine learning for student dropout prediction and tailored interventions in online personalized education,” Discover Artificial Intelligence, vol. 6, art. 288, 2026, doi: 10.1007/s44163-026-01016-6.</w:t>
+        <w:t xml:space="preserve">[19]	I. K. Nti y S. Ramanayake, “Explainable machine learning for student dropout prediction and tailored interventions in online personalized education,” Discover Artificial Intelligence, vol. 6, art. 288, 2026, doi: 10.1007/s44163-026-01016-6.</w:t>
       </w:r>
     </w:p>
     <w:p>
@@ -38107,14 +38020,7 @@
           <w:sz w:val="19"/>
           <w:szCs w:val="19"/>
         </w:rPr>
-        <w:t xml:space="preserve">[20]	</w:t>
-      </w:r>
-      <w:r>
-        <w:rPr>
-          <w:sz w:val="19"/>
-          <w:szCs w:val="19"/>
-        </w:rPr>
-        <w:t xml:space="preserve">G. L. López-Muñoz, C. González Serrano y C. Sánchez-Ferreira, “Student dropout prediction in higher education: A systematic review of machine learning methods and risk factors,” J. Inf. Technol. Educ.: Research, vol. 25, art. 20, 2026, doi: 10.28945/5776.</w:t>
+        <w:t xml:space="preserve">[20]	G. L. López-Muñoz, C. González Serrano y C. Sánchez-Ferreira, “Student dropout prediction in higher education: A systematic review of machine learning methods and risk factors,” J. Inf. Technol. Educ.: Research, vol. 25, art. 20, 2026, doi: 10.28945/5776.</w:t>
       </w:r>
     </w:p>
     <w:p>
@@ -38127,14 +38033,7 @@
           <w:sz w:val="19"/>
           <w:szCs w:val="19"/>
         </w:rPr>
-        <w:t xml:space="preserve">[21]	</w:t>
-      </w:r>
-      <w:r>
-        <w:rPr>
-          <w:sz w:val="19"/>
-          <w:szCs w:val="19"/>
-        </w:rPr>
-        <w:t xml:space="preserve">S. Caton y C. Haas, “Fairness in machine learning: A survey,” ACM Computing Surveys, vol. 56, no. 7, pp. 1–38, 2024, doi: 10.1145/3616865.</w:t>
+        <w:t xml:space="preserve">[21]	S. Caton y C. Haas, “Fairness in machine learning: A survey,” ACM Computing Surveys, vol. 56, no. 7, pp. 1–38, 2024, doi: 10.1145/3616865.</w:t>
       </w:r>
     </w:p>
     <w:p>
@@ -38147,14 +38046,7 @@
           <w:sz w:val="19"/>
           <w:szCs w:val="19"/>
         </w:rPr>
-        <w:t xml:space="preserve">[22]	</w:t>
-      </w:r>
-      <w:r>
-        <w:rPr>
-          <w:sz w:val="19"/>
-          <w:szCs w:val="19"/>
-        </w:rPr>
-        <w:t xml:space="preserve">E. Mosqueira-Rey et al., “Human-in-the-loop machine learning: A state of the art,” Artificial Intelligence Review, vol. 56, 2023, doi: 10.1007/s10462-022-10246-w.</w:t>
+        <w:t xml:space="preserve">[22]	E. Mosqueira-Rey et al., “Human-in-the-loop machine learning: A state of the art,” Artificial Intelligence Review, vol. 56, 2023, doi: 10.1007/s10462-022-10246-w.</w:t>
       </w:r>
     </w:p>
     <w:p>
@@ -38167,14 +38059,7 @@
           <w:sz w:val="19"/>
           <w:szCs w:val="19"/>
         </w:rPr>
-        <w:t xml:space="preserve">[23]	</w:t>
-      </w:r>
-      <w:r>
-        <w:rPr>
-          <w:sz w:val="19"/>
-          <w:szCs w:val="19"/>
-        </w:rPr>
-        <w:t xml:space="preserve">K. Schwaber y J. Sutherland, La Guía Scrum, nov. 2020.</w:t>
+        <w:t xml:space="preserve">[23]	K. Schwaber y J. Sutherland, La Guía Scrum, nov. 2020.</w:t>
       </w:r>
     </w:p>
     <w:p>
@@ -38187,14 +38072,7 @@
           <w:sz w:val="19"/>
           <w:szCs w:val="19"/>
         </w:rPr>
-        <w:t xml:space="preserve">[24]	</w:t>
-      </w:r>
-      <w:r>
-        <w:rPr>
-          <w:sz w:val="19"/>
-          <w:szCs w:val="19"/>
-        </w:rPr>
-        <w:t xml:space="preserve">República del Ecuador, Ley Orgánica de Protección de Datos Personales, Quinto Suplemento del Registro Oficial No. 459, 26 de mayo de 2021.</w:t>
+        <w:t xml:space="preserve">[24]	República del Ecuador, Ley Orgánica de Protección de Datos Personales, Quinto Suplemento del Registro Oficial No. 459, 26 de mayo de 2021.</w:t>
       </w:r>
     </w:p>
     <w:p>
@@ -38207,14 +38085,7 @@
           <w:sz w:val="19"/>
           <w:szCs w:val="19"/>
         </w:rPr>
-        <w:t xml:space="preserve">[25]	</w:t>
-      </w:r>
-      <w:r>
-        <w:rPr>
-          <w:sz w:val="19"/>
-          <w:szCs w:val="19"/>
-        </w:rPr>
-        <w:t xml:space="preserve">Scikit-learn, “Common pitfalls and recommended practices: Data leakage.” [En línea]. Disponible: https://scikit-learn.org/stable/common_pitfalls.html</w:t>
+        <w:t xml:space="preserve">[25]	Scikit-learn, “Common pitfalls and recommended practices: Data leakage.” [En línea]. Disponible: https://scikit-learn.org/stable/common_pitfalls.html</w:t>
       </w:r>
     </w:p>
     <w:p>
@@ -38227,14 +38098,7 @@
           <w:sz w:val="19"/>
           <w:szCs w:val="19"/>
         </w:rPr>
-        <w:t xml:space="preserve">[26]	</w:t>
-      </w:r>
-      <w:r>
-        <w:rPr>
-          <w:sz w:val="19"/>
-          <w:szCs w:val="19"/>
-        </w:rPr>
-        <w:t xml:space="preserve">Scikit-learn, “Cross-validation: Evaluating estimator performance.” [En línea]. Disponible: https://scikit-learn.org/stable/modules/cross_validation.html</w:t>
+        <w:t xml:space="preserve">[26]	Scikit-learn, “Cross-validation: Evaluating estimator performance.” [En línea]. Disponible: https://scikit-learn.org/stable/modules/cross_validation.html</w:t>
       </w:r>
     </w:p>
     <w:p>
@@ -38247,14 +38111,7 @@
           <w:sz w:val="19"/>
           <w:szCs w:val="19"/>
         </w:rPr>
-        <w:t xml:space="preserve">[27]	</w:t>
-      </w:r>
-      <w:r>
-        <w:rPr>
-          <w:sz w:val="19"/>
-          <w:szCs w:val="19"/>
-        </w:rPr>
-        <w:t xml:space="preserve">C. D. Manning, P. Raghavan y H. Schütze, Introduction to Information Retrieval. Cambridge Univ. Press, 2008, cap. 8.</w:t>
+        <w:t xml:space="preserve">[27]	C. D. Manning, P. Raghavan y H. Schütze, Introduction to Information Retrieval. Cambridge Univ. Press, 2008, cap. 8.</w:t>
       </w:r>
     </w:p>
     <w:p>
@@ -38267,14 +38124,7 @@
           <w:sz w:val="19"/>
           <w:szCs w:val="19"/>
         </w:rPr>
-        <w:t xml:space="preserve">[28]	</w:t>
-      </w:r>
-      <w:r>
-        <w:rPr>
-          <w:sz w:val="19"/>
-          <w:szCs w:val="19"/>
-        </w:rPr>
-        <w:t xml:space="preserve">Superintendencia de Protección de Datos Personales del Ecuador, Resolución SPDP-SPD-2025-0030-R, Reglamento para la seudonimización, anonimización, bloqueo y eliminación de datos personales, 7 de agosto de 2025.</w:t>
+        <w:t xml:space="preserve">[28]	Superintendencia de Protección de Datos Personales del Ecuador, Resolución SPDP-SPD-2025-0030-R, Reglamento para la seudonimización, anonimización, bloqueo y eliminación de datos personales, 7 de agosto de 2025.</w:t>
       </w:r>
     </w:p>
     <w:p>
@@ -38287,14 +38137,7 @@
           <w:sz w:val="19"/>
           <w:szCs w:val="19"/>
         </w:rPr>
-        <w:t xml:space="preserve">[29]	</w:t>
-      </w:r>
-      <w:r>
-        <w:rPr>
-          <w:sz w:val="19"/>
-          <w:szCs w:val="19"/>
-        </w:rPr>
-        <w:t xml:space="preserve">T. Akiba, S. Sano, T. Yanase, T. Ohta y M. Koyama, “Optuna: A next-generation hyperparameter optimization framework,” en Proc. 25th ACM SIGKDD, 2019, pp. 2623–2631, doi: 10.1145/3292500.3330701.</w:t>
+        <w:t xml:space="preserve">[29]	T. Akiba, S. Sano, T. Yanase, T. Ohta y M. Koyama, “Optuna: A next-generation hyperparameter optimization framework,” en Proc. 25th ACM SIGKDD, 2019, pp. 2623–2631, doi: 10.1145/3292500.3330701.</w:t>
       </w:r>
     </w:p>
     <w:p>
@@ -38307,14 +38150,7 @@
           <w:sz w:val="19"/>
           <w:szCs w:val="19"/>
         </w:rPr>
-        <w:t xml:space="preserve">[30]	</w:t>
-      </w:r>
-      <w:r>
-        <w:rPr>
-          <w:sz w:val="19"/>
-          <w:szCs w:val="19"/>
-        </w:rPr>
-        <w:t xml:space="preserve">F. Pedregosa et al., “Scikit-learn: Machine learning in Python,” J. Mach. Learn. Res., vol. 12, pp. 2825–2830, 2011.</w:t>
+        <w:t xml:space="preserve">[30]	F. Pedregosa et al., “Scikit-learn: Machine learning in Python,” J. Mach. Learn. Res., vol. 12, pp. 2825–2830, 2011.</w:t>
       </w:r>
     </w:p>
     <w:p>
@@ -38327,14 +38163,7 @@
           <w:sz w:val="19"/>
           <w:szCs w:val="19"/>
         </w:rPr>
-        <w:t xml:space="preserve">[31]	</w:t>
-      </w:r>
-      <w:r>
-        <w:rPr>
-          <w:sz w:val="19"/>
-          <w:szCs w:val="19"/>
-        </w:rPr>
-        <w:t xml:space="preserve">S. M. Lundberg y S.-I. Lee, “A unified approach to interpreting model predictions,” en Advances in Neural Information Processing Systems 30, 2017, pp. 4765–4774.</w:t>
+        <w:t xml:space="preserve">[31]	S. M. Lundberg y S.-I. Lee, “A unified approach to interpreting model predictions,” en Advances in Neural Information Processing Systems 30, 2017, pp. 4765–4774.</w:t>
       </w:r>
     </w:p>
     <w:p>
@@ -38347,14 +38176,7 @@
           <w:sz w:val="19"/>
           <w:szCs w:val="19"/>
         </w:rPr>
-        <w:t xml:space="preserve">[32]	</w:t>
-      </w:r>
-      <w:r>
-        <w:rPr>
-          <w:sz w:val="19"/>
-          <w:szCs w:val="19"/>
-        </w:rPr>
-        <w:t xml:space="preserve">J. Platt, “Probabilistic outputs for support vector machines and comparisons to regularized likelihood methods,” en Advances in Large Margin Classifiers, MIT Press, 1999, pp. 61–74.</w:t>
+        <w:t xml:space="preserve">[32]	J. Platt, “Probabilistic outputs for support vector machines and comparisons to regularized likelihood methods,” en Advances in Large Margin Classifiers, MIT Press, 1999, pp. 61–74.</w:t>
       </w:r>
     </w:p>
     <w:p>
@@ -38367,14 +38189,7 @@
           <w:sz w:val="19"/>
           <w:szCs w:val="19"/>
         </w:rPr>
-        <w:t xml:space="preserve">[33]	</w:t>
-      </w:r>
-      <w:r>
-        <w:rPr>
-          <w:sz w:val="19"/>
-          <w:szCs w:val="19"/>
-        </w:rPr>
-        <w:t xml:space="preserve">M. Mitchell et al., “Model cards for model reporting,” en Proc. Conf. Fairness, Accountability, and Transparency (FAT*), 2019, pp. 220–229, doi: 10.1145/3287560.3287596.</w:t>
+        <w:t xml:space="preserve">[33]	M. Mitchell et al., “Model cards for model reporting,” en Proc. Conf. Fairness, Accountability, and Transparency (FAT*), 2019, pp. 220–229, doi: 10.1145/3287560.3287596.</w:t>
       </w:r>
     </w:p>
     <w:p>
@@ -38387,14 +38202,7 @@
           <w:sz w:val="19"/>
           <w:szCs w:val="19"/>
         </w:rPr>
-        <w:t xml:space="preserve">[34]	</w:t>
-      </w:r>
-      <w:r>
-        <w:rPr>
-          <w:sz w:val="19"/>
-          <w:szCs w:val="19"/>
-        </w:rPr>
-        <w:t xml:space="preserve">H. Weerts, M. Dudík, R. Edgar, A. Jalali, R. Lutz y M. Madaio, “Fairlearn: Assessing and improving fairness of AI systems,” J. Mach. Learn. Res., vol. 24, no. 257, pp. 1–8, 2023.</w:t>
+        <w:t xml:space="preserve">[34]	H. Weerts, M. Dudík, R. Edgar, A. Jalali, R. Lutz y M. Madaio, “Fairlearn: Assessing and improving fairness of AI systems,” J. Mach. Learn. Res., vol. 24, no. 257, pp. 1–8, 2023.</w:t>
       </w:r>
     </w:p>
     <w:p>
@@ -38407,14 +38215,7 @@
           <w:sz w:val="19"/>
           <w:szCs w:val="19"/>
         </w:rPr>
-        <w:t xml:space="preserve">[35]	</w:t>
-      </w:r>
-      <w:r>
-        <w:rPr>
-          <w:sz w:val="19"/>
-          <w:szCs w:val="19"/>
-        </w:rPr>
-        <w:t xml:space="preserve">B. Efron y R. J. Tibshirani, An Introduction to the Bootstrap. Chapman &amp; Hall/CRC, 1994.</w:t>
+        <w:t xml:space="preserve">[35]	B. Efron y R. J. Tibshirani, An Introduction to the Bootstrap. Chapman &amp; Hall/CRC, 1994.</w:t>
       </w:r>
     </w:p>
     <w:p>
@@ -38427,14 +38228,7 @@
           <w:sz w:val="19"/>
           <w:szCs w:val="19"/>
         </w:rPr>
-        <w:t xml:space="preserve">[36]	</w:t>
-      </w:r>
-      <w:r>
-        <w:rPr>
-          <w:sz w:val="19"/>
-          <w:szCs w:val="19"/>
-        </w:rPr>
-        <w:t xml:space="preserve">Superintendencia de Protección de Datos Personales del Ecuador, Resolución SPDP-SPD-2026-0009-R, Norma general para la garantía del derecho de protección de datos personales en el uso de sistemas de inteligencia artificial, 12 de febrero de 2026.</w:t>
+        <w:t xml:space="preserve">[36]	Superintendencia de Protección de Datos Personales del Ecuador, Resolución SPDP-SPD-2026-0009-R, Norma general para la garantía del derecho de protección de datos personales en el uso de sistemas de inteligencia artificial, 12 de febrero de 2026.</w:t>
       </w:r>
     </w:p>
     <w:p>
@@ -38447,14 +38241,7 @@
           <w:sz w:val="19"/>
           <w:szCs w:val="19"/>
         </w:rPr>
-        <w:t xml:space="preserve">[37]	</w:t>
-      </w:r>
-      <w:r>
-        <w:rPr>
-          <w:sz w:val="19"/>
-          <w:szCs w:val="19"/>
-        </w:rPr>
-        <w:t xml:space="preserve">UNESCO, Recomendación sobre la ética de la inteligencia artificial, 2021.</w:t>
+        <w:t xml:space="preserve">[37]	UNESCO, Recomendación sobre la ética de la inteligencia artificial, 2021.</w:t>
       </w:r>
     </w:p>
     <w:p>
@@ -38467,14 +38254,7 @@
           <w:sz w:val="19"/>
           <w:szCs w:val="19"/>
         </w:rPr>
-        <w:t xml:space="preserve">[38]	</w:t>
-      </w:r>
-      <w:r>
-        <w:rPr>
-          <w:sz w:val="19"/>
-          <w:szCs w:val="19"/>
-        </w:rPr>
-        <w:t xml:space="preserve">National Institute of Standards and Technology, Artificial Intelligence Risk Management Framework (AI RMF 1.0), NIST AI 100-1, 2023, doi: 10.6028/NIST.AI.100-1.</w:t>
+        <w:t xml:space="preserve">[38]	National Institute of Standards and Technology, Artificial Intelligence Risk Management Framework (AI RMF 1.0), NIST AI 100-1, 2023, doi: 10.6028/NIST.AI.100-1.</w:t>
       </w:r>
     </w:p>
     <w:p>
@@ -38487,14 +38267,7 @@
           <w:sz w:val="19"/>
           <w:szCs w:val="19"/>
         </w:rPr>
-        <w:t xml:space="preserve">[39]	</w:t>
-      </w:r>
-      <w:r>
-        <w:rPr>
-          <w:sz w:val="19"/>
-          <w:szCs w:val="19"/>
-        </w:rPr>
-        <w:t xml:space="preserve">J. C. Perdomo, T. Britton, M. Hardt y R. Abebe, “Difficult lessons on social prediction from Wisconsin public schools,” en Proc. ACM Conf. Fairness, Accountability, and Transparency (FAccT), 2025, doi: 10.1145/3715275.3732175.</w:t>
+        <w:t xml:space="preserve">[39]	J. C. Perdomo, T. Britton, M. Hardt y R. Abebe, “Difficult lessons on social prediction from Wisconsin public schools,” en Proc. ACM Conf. Fairness, Accountability, and Transparency (FAccT), 2025, doi: 10.1145/3715275.3732175.</w:t>
       </w:r>
     </w:p>
     <w:p>
